--- a/dist/12hz-power-grid/12Hz_Large_Transformer_Architecture.docx
+++ b/dist/12hz-power-grid/12Hz_Large_Transformer_Architecture.docx
@@ -2,7 +2,7 @@
 <file path=word/document.xml><?xml version="1.0" encoding="utf-8"?>
 <w:document xmlns:w="http://schemas.openxmlformats.org/wordprocessingml/2006/main" xmlns:m="http://schemas.openxmlformats.org/officeDocument/2006/math" xmlns:r="http://schemas.openxmlformats.org/officeDocument/2006/relationships" xmlns:o="urn:schemas-microsoft-com:office:office" xmlns:v="urn:schemas-microsoft-com:vml" xmlns:w10="urn:schemas-microsoft-com:office:word" xmlns:a="http://schemas.openxmlformats.org/drawingml/2006/main" xmlns:pic="http://schemas.openxmlformats.org/drawingml/2006/picture" xmlns:wp="http://schemas.openxmlformats.org/drawingml/2006/wordprocessingDrawing">
   <w:body>
-    <w:bookmarkStart w:id="107" w:name="X922caa3e2c270ed0cc9ded8f059ac5d35f9ed4c"/>
+    <w:bookmarkStart w:id="96" w:name="X922caa3e2c270ed0cc9ded8f059ac5d35f9ed4c"/>
     <w:p>
       <w:pPr>
         <w:pStyle w:val="Heading1"/>
@@ -30,7 +30,7 @@
         </w:pict>
       </w:r>
     </w:p>
-    <w:bookmarkStart w:id="20" w:name="abstract"/>
+    <w:bookmarkStart w:id="9" w:name="abstract"/>
     <w:p>
       <w:pPr>
         <w:pStyle w:val="Heading2"/>
@@ -207,8 +207,8 @@
         </w:pict>
       </w:r>
     </w:p>
-    <w:bookmarkEnd w:id="20"/>
-    <w:bookmarkStart w:id="21" w:name="X1b745365bb42c89590bb06ad5ee09ee8cb6a147"/>
+    <w:bookmarkEnd w:id="9"/>
+    <w:bookmarkStart w:id="10" w:name="X1b745365bb42c89590bb06ad5ee09ee8cb6a147"/>
     <w:p>
       <w:pPr>
         <w:pStyle w:val="Heading2"/>
@@ -341,30 +341,32 @@
             </m:rPr>
             <m:t>×</m:t>
           </m:r>
+          <m:r>
+            <m:rPr>
+              <m:sty m:val="p"/>
+            </m:rPr>
+            <m:t>(</m:t>
+          </m:r>
+          <m:r>
+            <m:t>15</m:t>
+          </m:r>
+          <m:r>
+            <m:rPr>
+              <m:sty m:val="p"/>
+            </m:rPr>
+            <m:t>,</m:t>
+          </m:r>
+          <m:r>
+            <m:t>500</m:t>
+          </m:r>
           <m:sSup>
             <m:e>
-              <m:d>
-                <m:dPr>
-                  <m:begChr m:val="("/>
-                  <m:endChr m:val=")"/>
-                  <m:sepChr m:val=""/>
-                  <m:grow/>
-                </m:dPr>
-                <m:e>
-                  <m:r>
-                    <m:t>15</m:t>
-                  </m:r>
-                  <m:r>
-                    <m:rPr>
-                      <m:sty m:val="p"/>
-                    </m:rPr>
-                    <m:t>,</m:t>
-                  </m:r>
-                  <m:r>
-                    <m:t>500</m:t>
-                  </m:r>
-                </m:e>
-              </m:d>
+              <m:r>
+                <m:rPr>
+                  <m:sty m:val="p"/>
+                </m:rPr>
+                <m:t>)</m:t>
+              </m:r>
             </m:e>
             <m:sup>
               <m:r>
@@ -728,13 +730,7 @@
         <w:t xml:space="preserve"> </w:t>
       </w:r>
       <w:r>
-        <w:t xml:space="preserve">“</w:t>
-      </w:r>
-      <w:r>
-        <w:t xml:space="preserve">electrical trees</w:t>
-      </w:r>
-      <w:r>
-        <w:t xml:space="preserve">”</w:t>
+        <w:t xml:space="preserve">“electrical trees”</w:t>
       </w:r>
       <w:r>
         <w:t xml:space="preserve"> </w:t>
@@ -754,13 +750,7 @@
         <w:t xml:space="preserve"> </w:t>
       </w:r>
       <w:r>
-        <w:t xml:space="preserve">“</w:t>
-      </w:r>
-      <w:r>
-        <w:t xml:space="preserve">touching the shell from inside</w:t>
-      </w:r>
-      <w:r>
-        <w:t xml:space="preserve">”</w:t>
+        <w:t xml:space="preserve">“touching the shell from inside”</w:t>
       </w:r>
       <w:r>
         <w:t xml:space="preserve"> </w:t>
@@ -772,13 +762,7 @@
         <w:t xml:space="preserve"> </w:t>
       </w:r>
       <w:r>
-        <w:t xml:space="preserve">“</w:t>
-      </w:r>
-      <w:r>
-        <w:t xml:space="preserve">shell contact</w:t>
-      </w:r>
-      <w:r>
-        <w:t xml:space="preserve">”</w:t>
+        <w:t xml:space="preserve">“shell contact”</w:t>
       </w:r>
       <w:r>
         <w:t xml:space="preserve"> </w:t>
@@ -802,8 +786,8 @@
         </w:pict>
       </w:r>
     </w:p>
-    <w:bookmarkEnd w:id="21"/>
-    <w:bookmarkStart w:id="22" w:name="X1805abcdcb34e82fdacf32b03385e56e6f81c0b"/>
+    <w:bookmarkEnd w:id="10"/>
+    <w:bookmarkStart w:id="11" w:name="X1805abcdcb34e82fdacf32b03385e56e6f81c0b"/>
     <w:p>
       <w:pPr>
         <w:pStyle w:val="Heading2"/>
@@ -831,13 +815,7 @@
         <w:t xml:space="preserve"> </w:t>
       </w:r>
       <w:r>
-        <w:t xml:space="preserve">“</w:t>
-      </w:r>
-      <w:r>
-        <w:t xml:space="preserve">readily biodegradable</w:t>
-      </w:r>
-      <w:r>
-        <w:t xml:space="preserve">”</w:t>
+        <w:t xml:space="preserve">“readily biodegradable”</w:t>
       </w:r>
       <w:r>
         <w:t xml:space="preserve"> </w:t>
@@ -873,13 +851,7 @@
         <w:t xml:space="preserve"> </w:t>
       </w:r>
       <w:r>
-        <w:t xml:space="preserve">“</w:t>
-      </w:r>
-      <w:r>
-        <w:t xml:space="preserve">continue with mineral oil</w:t>
-      </w:r>
-      <w:r>
-        <w:t xml:space="preserve">”</w:t>
+        <w:t xml:space="preserve">“continue with mineral oil”</w:t>
       </w:r>
       <w:r>
         <w:t xml:space="preserve"> </w:t>
@@ -895,8 +867,8 @@
         </w:pict>
       </w:r>
     </w:p>
-    <w:bookmarkEnd w:id="22"/>
-    <w:bookmarkStart w:id="31" w:name="X82dc3bc6567ed71ee54c6245f34a10714236272"/>
+    <w:bookmarkEnd w:id="11"/>
+    <w:bookmarkStart w:id="20" w:name="X82dc3bc6567ed71ee54c6245f34a10714236272"/>
     <w:p>
       <w:pPr>
         <w:pStyle w:val="Heading2"/>
@@ -913,7 +885,7 @@
         <w:t xml:space="preserve">Each dielectric option is presented with its real strengths and limitations. The architectural decision in Section 5 follows from the comparison; the survey establishes that the decision is informed.</w:t>
       </w:r>
     </w:p>
-    <w:bookmarkStart w:id="23" w:name="mineral-oil"/>
+    <w:bookmarkStart w:id="12" w:name="mineral-oil"/>
     <w:p>
       <w:pPr>
         <w:pStyle w:val="Heading3"/>
@@ -930,8 +902,8 @@
         <w:t xml:space="preserve">Incumbent technology, cheapest available dielectric at $1–2/L / $4–8/gal in commodity quantities. 130-year service record dating to the original Stanley transformers of the 1880s. Well-understood thermal, dielectric, and aging behavior; mature analytical standards (IEC 60296, ASTM D3487); deep installed base of refurbishment, filtration, and processing infrastructure. Best low-temperature performance of liquid options: pour points of –40°C to –60°C / –40°F to –76°F depending on naphthenic content and additive package, enabling deployment in unheated outdoor service across the full populated cold envelope. Flash point ≥145°C / 293°F (Class O per IEC 61936), fire point ≥160°C / 320°F. Liabilities as enumerated in Sections 1 and 2: catastrophic fire failure mode, environmental persistence, theft vulnerability, PCB-era regulatory legacy.</w:t>
       </w:r>
     </w:p>
-    <w:bookmarkEnd w:id="23"/>
-    <w:bookmarkStart w:id="24" w:name="Xab7cebe4b37a6ecb692e8ad57001cc6c53d27f5"/>
+    <w:bookmarkEnd w:id="12"/>
+    <w:bookmarkStart w:id="13" w:name="Xab7cebe4b37a6ecb692e8ad57001cc6c53d27f5"/>
     <w:p>
       <w:pPr>
         <w:pStyle w:val="Heading3"/>
@@ -983,13 +955,7 @@
         <w:t xml:space="preserve"> </w:t>
       </w:r>
       <w:r>
-        <w:t xml:space="preserve">“</w:t>
-      </w:r>
-      <w:r>
-        <w:t xml:space="preserve">readily biodegradable</w:t>
-      </w:r>
-      <w:r>
-        <w:t xml:space="preserve">”</w:t>
+        <w:t xml:space="preserve">“readily biodegradable”</w:t>
       </w:r>
       <w:r>
         <w:t xml:space="preserve"> </w:t>
@@ -1054,8 +1020,8 @@
         <w:t xml:space="preserve">The pour point limitation is addressed in Section 10 through integrated cold-climate engineering rather than dielectric-chemistry substitution.</w:t>
       </w:r>
     </w:p>
-    <w:bookmarkEnd w:id="24"/>
-    <w:bookmarkStart w:id="25" w:name="X0964e43076ba93575c359e777172275a61c8b9d"/>
+    <w:bookmarkEnd w:id="13"/>
+    <w:bookmarkStart w:id="14" w:name="X0964e43076ba93575c359e777172275a61c8b9d"/>
     <w:p>
       <w:pPr>
         <w:pStyle w:val="Heading3"/>
@@ -1107,13 +1073,7 @@
         <w:t xml:space="preserve"> </w:t>
       </w:r>
       <w:r>
-        <w:t xml:space="preserve">“</w:t>
-      </w:r>
-      <w:r>
-        <w:t xml:space="preserve">readily biodegradable</w:t>
-      </w:r>
-      <w:r>
-        <w:t xml:space="preserve">”</w:t>
+        <w:t xml:space="preserve">“readily biodegradable”</w:t>
       </w:r>
       <w:r>
         <w:t xml:space="preserve"> </w:t>
@@ -1194,8 +1154,8 @@
         <w:t xml:space="preserve">The architectural redundancy argument is the decisive one. Synthetic ester would only be specified to address an operating envelope where natural ester is functionally disqualified — that is, deep cold below the natural ester pour point. Section 10 develops the engineering stack (insulated cabinets, external-spiral propane heating, graduated cold-start protocol) that resolves the cold-climate problem with rapeseed-based natural ester and the ABB BIOTEMP cold-soak result as the underlying physics. With that stack in place, synthetic ester becomes a redundant dielectric option that introduces a second supply chain, a second analytical lab profile, a second technician training program, and a second procurement specification — for no operational benefit the architecture cannot deliver from natural ester. Synthetic ester is therefore excluded from the architecture’s standard specification. It remains noted here as a survey entry; it would be appropriate for installations that genuinely cannot deploy the cold-climate engineering stack and require a single-fluid solution to deep-cold service.</w:t>
       </w:r>
     </w:p>
-    <w:bookmarkEnd w:id="25"/>
-    <w:bookmarkStart w:id="26" w:name="sf6-sulfur-hexafluoride"/>
+    <w:bookmarkEnd w:id="14"/>
+    <w:bookmarkStart w:id="15" w:name="sf6-sulfur-hexafluoride"/>
     <w:p>
       <w:pPr>
         <w:pStyle w:val="Heading3"/>
@@ -1276,8 +1236,8 @@
         <w:t xml:space="preserve">SF6 is more supply-chain-fragile than semiconductors. The fluorine chemistry chain has no agricultural fallback and no commodity substitute. SF6 is not a viable dielectric for a degraded-infrastructure or self-sufficient grid architecture.</w:t>
       </w:r>
     </w:p>
-    <w:bookmarkEnd w:id="26"/>
-    <w:bookmarkStart w:id="27" w:name="cast-resin-epoxy-dry-type-transformers"/>
+    <w:bookmarkEnd w:id="15"/>
+    <w:bookmarkStart w:id="16" w:name="cast-resin-epoxy-dry-type-transformers"/>
     <w:p>
       <w:pPr>
         <w:pStyle w:val="Heading3"/>
@@ -1457,8 +1417,8 @@
         <w:t xml:space="preserve">Cast resin is the right choice for indoor urban distribution where fire safety dominates and voltage/power class is within the cast-resin envelope. It is not a universal architecture and cannot serve transmission, generation step-up, or large industrial duty.</w:t>
       </w:r>
     </w:p>
-    <w:bookmarkEnd w:id="27"/>
-    <w:bookmarkStart w:id="28" w:name="vpi-dry-type"/>
+    <w:bookmarkEnd w:id="16"/>
+    <w:bookmarkStart w:id="17" w:name="vpi-dry-type"/>
     <w:p>
       <w:pPr>
         <w:pStyle w:val="Heading3"/>
@@ -1475,8 +1435,8 @@
         <w:t xml:space="preserve">Vacuum-pressure-impregnated dry-type transformers, with windings impregnated in solvent-based varnish or resin under vacuum then cured. A cheaper subset of dry-type technology, with lower voltage ceiling (typically ≤15 kV), lower power rating, and indoor-only deployment due to environmental sensitivity. Useful for low-voltage utility and industrial distribution; not relevant to transmission or generation.</w:t>
       </w:r>
     </w:p>
-    <w:bookmarkEnd w:id="28"/>
-    <w:bookmarkStart w:id="29" w:name="Xf734ab979fd76d2296e55b46e1a20fd28a6199d"/>
+    <w:bookmarkEnd w:id="17"/>
+    <w:bookmarkStart w:id="18" w:name="Xf734ab979fd76d2296e55b46e1a20fd28a6199d"/>
     <w:p>
       <w:pPr>
         <w:pStyle w:val="Heading3"/>
@@ -1493,8 +1453,8 @@
         <w:t xml:space="preserve">Alternative gases under development: g3 (3M Novec-based blend with reduced GWP), CF3I, hydrofluoroolefins. All retain some level of fluorine chemistry dependency and most retain toxicity concerns from arc decomposition. None has displaced SF6 in commercial deployment at scale; none addresses the supply chain fragility argument. Vacuum interrupters for circuit breakers are mature and SF6-free, but vacuum technology does not extend to bulk dielectric for transformer windings.</w:t>
       </w:r>
     </w:p>
-    <w:bookmarkEnd w:id="29"/>
-    <w:bookmarkStart w:id="30" w:name="X4a7ecb21e4843adae8c4cef6386c9a7a982ba3e"/>
+    <w:bookmarkEnd w:id="18"/>
+    <w:bookmarkStart w:id="19" w:name="X4a7ecb21e4843adae8c4cef6386c9a7a982ba3e"/>
     <w:p>
       <w:pPr>
         <w:pStyle w:val="Heading3"/>
@@ -1514,13 +1474,7 @@
         <w:t xml:space="preserve"> </w:t>
       </w:r>
       <w:r>
-        <w:t xml:space="preserve">“</w:t>
-      </w:r>
-      <w:r>
-        <w:t xml:space="preserve">easy fix</w:t>
-      </w:r>
-      <w:r>
-        <w:t xml:space="preserve">”</w:t>
+        <w:t xml:space="preserve">“easy fix”</w:t>
       </w:r>
       <w:r>
         <w:t xml:space="preserve"> </w:t>
@@ -1575,13 +1529,7 @@
         <w:t xml:space="preserve"> </w:t>
       </w:r>
       <w:r>
-        <w:t xml:space="preserve">“</w:t>
-      </w:r>
-      <w:r>
-        <w:t xml:space="preserve">readily biodegradable</w:t>
-      </w:r>
-      <w:r>
-        <w:t xml:space="preserve">”</w:t>
+        <w:t xml:space="preserve">“readily biodegradable”</w:t>
       </w:r>
       <w:r>
         <w:t xml:space="preserve"> </w:t>
@@ -1593,13 +1541,7 @@
         <w:t xml:space="preserve"> </w:t>
       </w:r>
       <w:r>
-        <w:t xml:space="preserve">“</w:t>
-      </w:r>
-      <w:r>
-        <w:t xml:space="preserve">the polymer itself shows low levels of biodegradability.</w:t>
-      </w:r>
-      <w:r>
-        <w:t xml:space="preserve">”</w:t>
+        <w:t xml:space="preserve">“the polymer itself shows low levels of biodegradability.”</w:t>
       </w:r>
     </w:p>
     <w:p>
@@ -1695,9 +1637,9 @@
         </w:pict>
       </w:r>
     </w:p>
-    <w:bookmarkEnd w:id="30"/>
-    <w:bookmarkEnd w:id="31"/>
-    <w:bookmarkStart w:id="38" w:name="section-4-supply-chain-analysis"/>
+    <w:bookmarkEnd w:id="19"/>
+    <w:bookmarkEnd w:id="20"/>
+    <w:bookmarkStart w:id="27" w:name="section-4-supply-chain-analysis"/>
     <w:p>
       <w:pPr>
         <w:pStyle w:val="Heading2"/>
@@ -1717,13 +1659,7 @@
         <w:t xml:space="preserve"> </w:t>
       </w:r>
       <w:r>
-        <w:t xml:space="preserve">“</w:t>
-      </w:r>
-      <w:r>
-        <w:t xml:space="preserve">what survives degraded infrastructure</w:t>
-      </w:r>
-      <w:r>
-        <w:t xml:space="preserve">”</w:t>
+        <w:t xml:space="preserve">“what survives degraded infrastructure”</w:t>
       </w:r>
       <w:r>
         <w:t xml:space="preserve"> </w:t>
@@ -1732,7 +1668,7 @@
         <w:t xml:space="preserve">filter.</w:t>
       </w:r>
     </w:p>
-    <w:bookmarkStart w:id="32" w:name="mineral-oil-1"/>
+    <w:bookmarkStart w:id="21" w:name="mineral-oil-1"/>
     <w:p>
       <w:pPr>
         <w:pStyle w:val="Heading3"/>
@@ -1773,8 +1709,8 @@
         <w:t xml:space="preserve">Environmental constraint compounds geopolitical: regulatory pressure on petroleum products is increasing globally, and progressive carbon-pricing schemes are raising delivered cost. Mineral oil’s cost trajectory is upward over the architectural design horizon (40+ years).</w:t>
       </w:r>
     </w:p>
-    <w:bookmarkEnd w:id="32"/>
-    <w:bookmarkStart w:id="33" w:name="natural-ester"/>
+    <w:bookmarkEnd w:id="21"/>
+    <w:bookmarkStart w:id="22" w:name="natural-ester"/>
     <w:p>
       <w:pPr>
         <w:pStyle w:val="Heading3"/>
@@ -1855,8 +1791,8 @@
         <w:t xml:space="preserve">The supply chain survives degraded infrastructure substantially better than mineral oil. An economy with functioning oilseed agriculture and a working edible-oil industry — which describes essentially every populated region of the world — can produce dielectric-grade natural ester with incremental additional capital. The chain has no specialized industrial chemistry, no rare materials, no concentrated geographic dependency.</w:t>
       </w:r>
     </w:p>
-    <w:bookmarkEnd w:id="33"/>
-    <w:bookmarkStart w:id="34" w:name="synthetic-ester"/>
+    <w:bookmarkEnd w:id="22"/>
+    <w:bookmarkStart w:id="23" w:name="synthetic-ester"/>
     <w:p>
       <w:pPr>
         <w:pStyle w:val="Heading3"/>
@@ -1889,8 +1825,8 @@
         <w:t xml:space="preserve">The architecture excludes synthetic ester from its standard specification for the reasons developed in Section 3: redundancy with the cold-climate engineering stack rather than supply-chain failure per se. A well-functioning industrial economy can produce synthetic ester; the architecture’s preference for natural ester is about preserving the agricultural-feedstock supply chain across the entire deployment, not about synthetic ester being unworkable in absolute terms.</w:t>
       </w:r>
     </w:p>
-    <w:bookmarkEnd w:id="34"/>
-    <w:bookmarkStart w:id="35" w:name="sf6"/>
+    <w:bookmarkEnd w:id="23"/>
+    <w:bookmarkStart w:id="24" w:name="sf6"/>
     <w:p>
       <w:pPr>
         <w:pStyle w:val="Heading3"/>
@@ -1931,8 +1867,8 @@
         <w:t xml:space="preserve">If supply chains permit SF6 manufacturing they permit anything; SF6 fragility is a leading indicator of broader industrial-chemistry fragility.</w:t>
       </w:r>
     </w:p>
-    <w:bookmarkEnd w:id="35"/>
-    <w:bookmarkStart w:id="36" w:name="cast-resin"/>
+    <w:bookmarkEnd w:id="24"/>
+    <w:bookmarkStart w:id="25" w:name="cast-resin"/>
     <w:p>
       <w:pPr>
         <w:pStyle w:val="Heading3"/>
@@ -1968,13 +1904,7 @@
         <w:t xml:space="preserve"> </w:t>
       </w:r>
       <w:r>
-        <w:t xml:space="preserve">“</w:t>
-      </w:r>
-      <w:r>
-        <w:t xml:space="preserve">no oil</w:t>
-      </w:r>
-      <w:r>
-        <w:t xml:space="preserve">”</w:t>
+        <w:t xml:space="preserve">“no oil”</w:t>
       </w:r>
       <w:r>
         <w:t xml:space="preserve"> </w:t>
@@ -1983,8 +1913,8 @@
         <w:t xml:space="preserve">advantage doesn’t apply at the supply-chain resilience margin. Cast resin’s appropriate use is fire-safety differentiation in indoor urban deployment, not supply-chain resilience. The repair-by-replacement constraint additionally disqualifies cast resin from any role where damaged units must return to service quickly.</w:t>
       </w:r>
     </w:p>
-    <w:bookmarkEnd w:id="36"/>
-    <w:bookmarkStart w:id="37" w:name="conclusion-of-supply-chain-analysis"/>
+    <w:bookmarkEnd w:id="25"/>
+    <w:bookmarkStart w:id="26" w:name="conclusion-of-supply-chain-analysis"/>
     <w:p>
       <w:pPr>
         <w:pStyle w:val="Heading3"/>
@@ -2008,9 +1938,9 @@
         </w:pict>
       </w:r>
     </w:p>
-    <w:bookmarkEnd w:id="37"/>
-    <w:bookmarkEnd w:id="38"/>
-    <w:bookmarkStart w:id="44" w:name="section-5-the-unified-ester-architecture"/>
+    <w:bookmarkEnd w:id="26"/>
+    <w:bookmarkEnd w:id="27"/>
+    <w:bookmarkStart w:id="33" w:name="section-5-the-unified-ester-architecture"/>
     <w:p>
       <w:pPr>
         <w:pStyle w:val="Heading2"/>
@@ -2035,7 +1965,7 @@
         <w:t xml:space="preserve">Architectural simplicity is itself a resilience property. A grid in which every transformer carries the same fluid chemistry, accepts the same processing equipment, and produces diagnostic signals interpretable on the same analytical framework is operationally simpler, faster to repair under stress, and more forgiving of cross-utility resource sharing during emergencies. An ester transformer truck from one utility can service a transformer from another utility without compatibility checks. An analytical laboratory in one region can interpret samples from any region. A technician trained on one unit class is qualified on all. End-of-life spent fluid carries no microplastic-fraction contamination and is genuinely land-applicable in agricultural regions.</w:t>
       </w:r>
     </w:p>
-    <w:bookmarkStart w:id="39" w:name="Xcfed5579cbf49f0b90420b4215dd4b161c49160"/>
+    <w:bookmarkStart w:id="28" w:name="Xcfed5579cbf49f0b90420b4215dd4b161c49160"/>
     <w:p>
       <w:pPr>
         <w:pStyle w:val="Heading3"/>
@@ -2271,8 +2201,8 @@
         <w:t xml:space="preserve">The ester architecture combined with the layered protection scheme of Section 8 (radiator and Buchholz sensors as alarm signals; trip authority on direct damage measurement at the active part) makes case (1) the dominant outcome for hostile-action and accidental coolant-loss scenarios, with case (2) or (3) for more severe events. Case (4) is essentially eliminated.</w:t>
       </w:r>
     </w:p>
-    <w:bookmarkEnd w:id="39"/>
-    <w:bookmarkStart w:id="40" w:name="feedstock-flexibility"/>
+    <w:bookmarkEnd w:id="28"/>
+    <w:bookmarkStart w:id="29" w:name="feedstock-flexibility"/>
     <w:p>
       <w:pPr>
         <w:pStyle w:val="Heading3"/>
@@ -2440,8 +2370,8 @@
         <w:t xml:space="preserve">Rapeseed-based natural ester is the architecture’s preferred default specification globally, including for cold-climate deployment, on the basis of its –31°C / –24°F pour point combined with the cold-climate engineering stack of Section 10.</w:t>
       </w:r>
     </w:p>
-    <w:bookmarkEnd w:id="40"/>
-    <w:bookmarkStart w:id="41" w:name="refining-chain-detail"/>
+    <w:bookmarkEnd w:id="29"/>
+    <w:bookmarkStart w:id="30" w:name="refining-chain-detail"/>
     <w:p>
       <w:pPr>
         <w:pStyle w:val="Heading3"/>
@@ -2673,8 +2603,8 @@
         <w:t xml:space="preserve">ASTM D6866 — Standard Test Methods for Determining the Biobased Content (relevant for verification of agricultural feedstock)</w:t>
       </w:r>
     </w:p>
-    <w:bookmarkEnd w:id="41"/>
-    <w:bookmarkStart w:id="42" w:name="voltage-and-power-class-coverage"/>
+    <w:bookmarkEnd w:id="30"/>
+    <w:bookmarkStart w:id="31" w:name="voltage-and-power-class-coverage"/>
     <w:p>
       <w:pPr>
         <w:pStyle w:val="Heading3"/>
@@ -2747,8 +2677,8 @@
         <w:t xml:space="preserve">The voltage-class limitation that historically restricted ester to distribution has been retired by qualification testing and field experience. The 12 Hz architecture’s reduced dV/dt (Section 7) further relaxes the dielectric stress envelope.</w:t>
       </w:r>
     </w:p>
-    <w:bookmarkEnd w:id="42"/>
-    <w:bookmarkStart w:id="43" w:name="end-of-life-handling"/>
+    <w:bookmarkEnd w:id="31"/>
+    <w:bookmarkStart w:id="32" w:name="end-of-life-handling"/>
     <w:p>
       <w:pPr>
         <w:pStyle w:val="Heading3"/>
@@ -2856,9 +2786,9 @@
         </w:pict>
       </w:r>
     </w:p>
-    <w:bookmarkEnd w:id="43"/>
-    <w:bookmarkEnd w:id="44"/>
-    <w:bookmarkStart w:id="54" w:name="Xf3533aedc1488a2245402ecd368cc3a0a2ee291"/>
+    <w:bookmarkEnd w:id="32"/>
+    <w:bookmarkEnd w:id="33"/>
+    <w:bookmarkStart w:id="43" w:name="Xf3533aedc1488a2245402ecd368cc3a0a2ee291"/>
     <w:p>
       <w:pPr>
         <w:pStyle w:val="Heading2"/>
@@ -2907,7 +2837,7 @@
         <w:t xml:space="preserve">change is the protection philosophy. Mineral oil’s seconds-timescale fire-propagation risk forces protection schemes toward hair-trigger trip-on-first-indication logic; ester’s 330°C / 626°F flash point converts the relevant timescale from seconds (fire risk) to minutes-to-hours (thermal aging risk), and the protection scheme can use that margin.</w:t>
       </w:r>
     </w:p>
-    <w:bookmarkStart w:id="45" w:name="Xafc458e8e5719decfaef6e552f47a92d2ed5424"/>
+    <w:bookmarkStart w:id="34" w:name="Xafc458e8e5719decfaef6e552f47a92d2ed5424"/>
     <w:p>
       <w:pPr>
         <w:pStyle w:val="Heading3"/>
@@ -2976,8 +2906,8 @@
         <w:t xml:space="preserve">The false-trip failure mode — overly aggressive protection that gets disabled by frustrated operators after repeated nuisance trips — is structurally avoided. Alarm signals may be noisy without consequence; trip signals are downstream of physics that doesn’t fluctuate.</w:t>
       </w:r>
     </w:p>
-    <w:bookmarkEnd w:id="45"/>
-    <w:bookmarkStart w:id="46" w:name="Xf406a653492ab0cf19ba438bba49c7415dea50e"/>
+    <w:bookmarkEnd w:id="34"/>
+    <w:bookmarkStart w:id="35" w:name="Xf406a653492ab0cf19ba438bba49c7415dea50e"/>
     <w:p>
       <w:pPr>
         <w:pStyle w:val="Heading3"/>
@@ -3010,8 +2940,8 @@
         <w:t xml:space="preserve">ONAN cooling also provides natural reserve: a typical transformer at 60% nameplate load has substantial cooling margin. Loss of one or two radiator banks (out of 8–12 typical) reduces cooling capacity by a corresponding fraction, raising top-oil temperature by a few degrees but remaining within the thermal envelope that ester chemistry tolerates indefinitely. This reserve is what makes the alarm-tier-then-investigate protection logic operationally sound: the unit continues serving load while the alarm is investigated, and trip occurs only if temperatures actually rise to damage thresholds.</w:t>
       </w:r>
     </w:p>
-    <w:bookmarkEnd w:id="46"/>
-    <w:bookmarkStart w:id="47" w:name="X0a3491749829c18e7af602ea41611fd319daefe"/>
+    <w:bookmarkEnd w:id="35"/>
+    <w:bookmarkStart w:id="36" w:name="X0a3491749829c18e7af602ea41611fd319daefe"/>
     <w:p>
       <w:pPr>
         <w:pStyle w:val="Heading3"/>
@@ -3187,13 +3117,7 @@
         <w:t xml:space="preserve"> </w:t>
       </w:r>
       <w:r>
-        <w:t xml:space="preserve">“</w:t>
-      </w:r>
-      <w:r>
-        <w:t xml:space="preserve">single training program</w:t>
-      </w:r>
-      <w:r>
-        <w:t xml:space="preserve">”</w:t>
+        <w:t xml:space="preserve">“single training program”</w:t>
       </w:r>
       <w:r>
         <w:t xml:space="preserve"> </w:t>
@@ -3240,8 +3164,8 @@
         <w:t xml:space="preserve">. Capacitance and tan-delta monitoring on bushing taps where instrumented; partial discharge sensors on transmission-class units. Alarms on parameter drift indicating developing bushing degradation.</w:t>
       </w:r>
     </w:p>
-    <w:bookmarkEnd w:id="47"/>
-    <w:bookmarkStart w:id="48" w:name="iec-61850-integration-of-alarm-tier"/>
+    <w:bookmarkEnd w:id="36"/>
+    <w:bookmarkStart w:id="37" w:name="iec-61850-integration-of-alarm-tier"/>
     <w:p>
       <w:pPr>
         <w:pStyle w:val="Heading3"/>
@@ -3351,13 +3275,7 @@
         <w:t xml:space="preserve"> </w:t>
       </w:r>
       <w:r>
-        <w:t xml:space="preserve">“</w:t>
-      </w:r>
-      <w:r>
-        <w:t xml:space="preserve">operator investigates</w:t>
-      </w:r>
-      <w:r>
-        <w:t xml:space="preserve">”</w:t>
+        <w:t xml:space="preserve">“operator investigates”</w:t>
       </w:r>
       <w:r>
         <w:t xml:space="preserve"> </w:t>
@@ -3398,8 +3316,8 @@
         <w:t xml:space="preserve">For installations in regions with limited SCADA infrastructure, the architectural requirement falls back to one of two options: (a) man the substation with local operators capable of monitoring local annunciators and authorizing manual de-energization, or (b) accept reduced protection and run alarm-tier signals to local annunciators only, with operational risk acknowledged. Neither option is preferred; SCADA buildout is the architectural target, with the supporting industrial buildout addressed in Section 11 and the parent grid proposal.</w:t>
       </w:r>
     </w:p>
-    <w:bookmarkEnd w:id="48"/>
-    <w:bookmarkStart w:id="49" w:name="trip-tier-thermal-path-and-fault-path"/>
+    <w:bookmarkEnd w:id="37"/>
+    <w:bookmarkStart w:id="38" w:name="trip-tier-thermal-path-and-fault-path"/>
     <w:p>
       <w:pPr>
         <w:pStyle w:val="Heading3"/>
@@ -3685,8 +3603,8 @@
         <w:t xml:space="preserve">The two paths together cover the full failure space: thermal path catches gradual events using ester’s thermal margin to support thoughtful response; fault path catches sudden events using conventional millisecond automation.</w:t>
       </w:r>
     </w:p>
-    <w:bookmarkEnd w:id="49"/>
-    <w:bookmarkStart w:id="50" w:name="differential-protection-at-12-hz"/>
+    <w:bookmarkEnd w:id="38"/>
+    <w:bookmarkStart w:id="39" w:name="differential-protection-at-12-hz"/>
     <w:p>
       <w:pPr>
         <w:pStyle w:val="Heading3"/>
@@ -3900,8 +3818,8 @@
         <w:t xml:space="preserve">REF protection and overcurrent protection (50/51) follow the same pattern: digital relays adapt; analog relays do not. The 12 Hz architecture standardizes on digital relay platforms across the protection stack, with analog relays excluded from new installations. Existing analog protection is acceptable on retrofit installations being converted to ester service if the conversion does not also include frequency conversion to 12 Hz.</w:t>
       </w:r>
     </w:p>
-    <w:bookmarkEnd w:id="50"/>
-    <w:bookmarkStart w:id="51" w:name="X9359b1a11821075e88346d40c422554666089d9"/>
+    <w:bookmarkEnd w:id="39"/>
+    <w:bookmarkStart w:id="40" w:name="X9359b1a11821075e88346d40c422554666089d9"/>
     <w:p>
       <w:pPr>
         <w:pStyle w:val="Heading3"/>
@@ -4034,8 +3952,8 @@
         <w:t xml:space="preserve">The architecture provides the sensor stack and the protection-relay logic; the per-site configuration sets the thresholds for transitioning from alarm to trip, the time delays on alarm-tier signals, and the operator authority for manual intervention. Default thresholds suitable for most installations are documented above; site-specific tuning is part of commissioning.</w:t>
       </w:r>
     </w:p>
-    <w:bookmarkEnd w:id="51"/>
-    <w:bookmarkStart w:id="52" w:name="other-protection-stack-elements"/>
+    <w:bookmarkEnd w:id="40"/>
+    <w:bookmarkStart w:id="41" w:name="other-protection-stack-elements"/>
     <w:p>
       <w:pPr>
         <w:pStyle w:val="Heading3"/>
@@ -4290,8 +4208,8 @@
         <w:t xml:space="preserve">where applicable. The OLTC is the most arc-prone subassembly; isolating it in a separate oil chamber from the main winding tank prevents OLTC fault from propagating to the main tank. Standard in modern transmission designs; carried forward in the ester specification. Note that OLTC contacts arc through ester at every tap change (this is true of any oil-filled OLTC); ester’s higher flash point reduces the fire-propagation risk from contact arcing but does not eliminate the gas-evolution and contact-erosion phenomena. Vacuum-interrupter OLTCs (such as Reinhausen Vacutap) eliminate oil arcing entirely and are preferred for new installations.</w:t>
       </w:r>
     </w:p>
-    <w:bookmarkEnd w:id="52"/>
-    <w:bookmarkStart w:id="53" w:name="hz-protection-considerations"/>
+    <w:bookmarkEnd w:id="41"/>
+    <w:bookmarkStart w:id="42" w:name="hz-protection-considerations"/>
     <w:p>
       <w:pPr>
         <w:pStyle w:val="Heading3"/>
@@ -4323,9 +4241,9 @@
         </w:pict>
       </w:r>
     </w:p>
-    <w:bookmarkEnd w:id="53"/>
-    <w:bookmarkEnd w:id="54"/>
-    <w:bookmarkStart w:id="62" w:name="X70599f9b3ac75ca04a2bb82480f70f5bc05dd91"/>
+    <w:bookmarkEnd w:id="42"/>
+    <w:bookmarkEnd w:id="43"/>
+    <w:bookmarkStart w:id="51" w:name="X70599f9b3ac75ca04a2bb82480f70f5bc05dd91"/>
     <w:p>
       <w:pPr>
         <w:pStyle w:val="Heading2"/>
@@ -4342,7 +4260,7 @@
         <w:t xml:space="preserve">The 12 Hz architecture’s lower operating frequency produces several physical effects that compound favorably with ester selection. Each synergy is presented with its physical basis.</w:t>
       </w:r>
     </w:p>
-    <w:bookmarkStart w:id="55" w:name="magnetostriction-and-acoustic-emissions"/>
+    <w:bookmarkStart w:id="44" w:name="magnetostriction-and-acoustic-emissions"/>
     <w:p>
       <w:pPr>
         <w:pStyle w:val="Heading3"/>
@@ -4418,13 +4336,7 @@
         <w:t xml:space="preserve"> </w:t>
       </w:r>
       <w:r>
-        <w:t xml:space="preserve">“</w:t>
-      </w:r>
-      <w:r>
-        <w:t xml:space="preserve">rearranged</w:t>
-      </w:r>
-      <w:r>
-        <w:t xml:space="preserve">”</w:t>
+        <w:t xml:space="preserve">“rearranged”</w:t>
       </w:r>
       <w:r>
         <w:t xml:space="preserve"> </w:t>
@@ -4444,13 +4356,7 @@
         <w:t xml:space="preserve"> </w:t>
       </w:r>
       <w:r>
-        <w:t xml:space="preserve">“</w:t>
-      </w:r>
-      <w:r>
-        <w:t xml:space="preserve">bending rate</w:t>
-      </w:r>
-      <w:r>
-        <w:t xml:space="preserve">”</w:t>
+        <w:t xml:space="preserve">“bending rate”</w:t>
       </w:r>
       <w:r>
         <w:t xml:space="preserve"> </w:t>
@@ -4527,8 +4433,8 @@
         <w:t xml:space="preserve">Aggregate effect (theoretical estimate based on B² → B⁴ scaling, frequency-shift, and Fletcher-Munson dB(A) weighting; empirical validation pending Phase 0 pilot acoustic testing per the parent grid proposal Section 5.2): 12 Hz ester transformers project to run an estimated 15–25 dB(A) below conventional 50/60 Hz mineral-oil transformers of equivalent rating. The reduction, if validated at the projected magnitude, is large enough to qualitatively change the deployment envelope: transformers that conventionally require setback distance from residential property lines for noise reasons could be sited closer; urban substations that conventionally require sound-attenuating enclosures might operate without additional treatment. Architectural decisions that depend on this acoustic improvement (urban siting, residential-proximity allowance) should be deferred until empirical validation establishes the actual reduction magnitude on a Phase 0 pilot transformer.</w:t>
       </w:r>
     </w:p>
-    <w:bookmarkEnd w:id="55"/>
-    <w:bookmarkStart w:id="56" w:name="X2c631725f7c286e38337a3fd3da13e8b029fb7b"/>
+    <w:bookmarkEnd w:id="44"/>
+    <w:bookmarkStart w:id="45" w:name="X2c631725f7c286e38337a3fd3da13e8b029fb7b"/>
     <w:p>
       <w:pPr>
         <w:pStyle w:val="Heading3"/>
@@ -4561,8 +4467,8 @@
         <w:t xml:space="preserve">Operationally, the larger thermal mass delivers slower temperature rise during overload conditions and slower thermal fault propagation. A 12 Hz transformer with larger thermal mass tolerates partial cooling loss for longer before reaching critical insulation temperature; operator response time after coolant-loss events (Sections 8 and 10) is extended; emergency overload capability is enhanced. The thermal mass is a passive resilience property requiring no additional equipment.</w:t>
       </w:r>
     </w:p>
-    <w:bookmarkEnd w:id="56"/>
-    <w:bookmarkStart w:id="57" w:name="insulation-stress-headroom"/>
+    <w:bookmarkEnd w:id="45"/>
+    <w:bookmarkStart w:id="46" w:name="insulation-stress-headroom"/>
     <w:p>
       <w:pPr>
         <w:pStyle w:val="Heading3"/>
@@ -4579,8 +4485,8 @@
         <w:t xml:space="preserve">Lower flux density operates the magnetic circuit further from saturation and the insulation system further from dielectric breakdown. The transformer designer’s working margin is wider; partial discharge inception voltage is further from operating voltage; cumulative insulation aging proceeds more slowly. The combined effect is extended service life and reduced rate of incipient fault development. Quantification depends on specific designs, but a service-life extension of 20–40% is plausible relative to a 50/60 Hz unit of equivalent rating with equivalent insulation systems.</w:t>
       </w:r>
     </w:p>
-    <w:bookmarkEnd w:id="57"/>
-    <w:bookmarkStart w:id="58" w:name="switching-transient-envelope"/>
+    <w:bookmarkEnd w:id="46"/>
+    <w:bookmarkStart w:id="47" w:name="switching-transient-envelope"/>
     <w:p>
       <w:pPr>
         <w:pStyle w:val="Heading3"/>
@@ -4597,8 +4503,8 @@
         <w:t xml:space="preserve">dV/dt during fault clearing scales with operating frequency: a transformer interrupting fault current at 12 Hz experiences slower voltage transients than one interrupting at 50/60 Hz, by approximately the frequency ratio. Capacitive stress on winding insulation during protection events is proportionally reduced; the rate of insulation degradation from switching transients (which is significant in conventional transformers, particularly for distribution units exposed to frequent capacitor switching) is correspondingly lower.</w:t>
       </w:r>
     </w:p>
-    <w:bookmarkEnd w:id="58"/>
-    <w:bookmarkStart w:id="59" w:name="cooling-regime-extension-to-dry-type"/>
+    <w:bookmarkEnd w:id="47"/>
+    <w:bookmarkStart w:id="48" w:name="cooling-regime-extension-to-dry-type"/>
     <w:p>
       <w:pPr>
         <w:pStyle w:val="Heading3"/>
@@ -4615,8 +4521,8 @@
         <w:t xml:space="preserve">The dry-type viability extension at lower frequency is real and deserves note, though not the path chosen for the universal architecture. Reduced core loss per kg at lower frequency means dry-type transformers — which are cooling-limited at high MVA ratings in 50/60 Hz operation — may achieve higher MVA ratings at 12 Hz. A 12 Hz dry-type at 50 MVA / 25 kV may be feasible where the same rating at 60 Hz is not. Indoor urban substations particularly may benefit from extending the dry-type envelope, eliminating dielectric fluid management entirely for those applications. This is identified as a future-work area; ester-immersed designs remain the universal architecture choice for the reasons developed in Sections 3 through 5, foremost among them field rewindability.</w:t>
       </w:r>
     </w:p>
-    <w:bookmarkEnd w:id="59"/>
-    <w:bookmarkStart w:id="60" w:name="X34863623af8b7983c87665ae94b5eadff4b4f7f"/>
+    <w:bookmarkEnd w:id="48"/>
+    <w:bookmarkStart w:id="49" w:name="X34863623af8b7983c87665ae94b5eadff4b4f7f"/>
     <w:p>
       <w:pPr>
         <w:pStyle w:val="Heading3"/>
@@ -4628,13 +4534,7 @@
         <w:t xml:space="preserve"> </w:t>
       </w:r>
       <w:r>
-        <w:t xml:space="preserve">“</w:t>
-      </w:r>
-      <w:r>
-        <w:t xml:space="preserve">earthquake machine</w:t>
-      </w:r>
-      <w:r>
-        <w:t xml:space="preserve">”</w:t>
+        <w:t xml:space="preserve">“earthquake machine”</w:t>
       </w:r>
     </w:p>
     <w:p>
@@ -4656,13 +4556,7 @@
         <w:t xml:space="preserve"> </w:t>
       </w:r>
       <w:r>
-        <w:t xml:space="preserve">“</w:t>
-      </w:r>
-      <w:r>
-        <w:t xml:space="preserve">earthquake machines</w:t>
-      </w:r>
-      <w:r>
-        <w:t xml:space="preserve">”</w:t>
+        <w:t xml:space="preserve">“earthquake machines”</w:t>
       </w:r>
       <w:r>
         <w:t xml:space="preserve"> </w:t>
@@ -4805,8 +4699,8 @@
         <w:t xml:space="preserve">Phase 0 pilot deliverable: ground-vibration measurement at the Sandia (or analog) pilot transformer to validate the coupling-regime analysis. Measured ground vibration spectral content at 1 m, 10 m, 50 m, and 100 m from the pilot transformer establishes empirical baselines for substation siting near vibration-sensitive structures.</w:t>
       </w:r>
     </w:p>
-    <w:bookmarkEnd w:id="60"/>
-    <w:bookmarkStart w:id="61" w:name="Xd4b058828d09110155bd95bad4859005f9fa17e"/>
+    <w:bookmarkEnd w:id="49"/>
+    <w:bookmarkStart w:id="50" w:name="Xd4b058828d09110155bd95bad4859005f9fa17e"/>
     <w:p>
       <w:pPr>
         <w:pStyle w:val="Heading3"/>
@@ -4940,13 +4834,7 @@
         <w:t xml:space="preserve"> </w:t>
       </w:r>
       <w:r>
-        <w:t xml:space="preserve">“</w:t>
-      </w:r>
-      <w:r>
-        <w:t xml:space="preserve">most efficient</w:t>
-      </w:r>
-      <w:r>
-        <w:t xml:space="preserve">”</w:t>
+        <w:t xml:space="preserve">“most efficient”</w:t>
       </w:r>
       <w:r>
         <w:t xml:space="preserve"> </w:t>
@@ -4994,13 +4882,7 @@
         <w:t xml:space="preserve"> </w:t>
       </w:r>
       <w:r>
-        <w:t xml:space="preserve">“</w:t>
-      </w:r>
-      <w:r>
-        <w:t xml:space="preserve">vibrational</w:t>
-      </w:r>
-      <w:r>
-        <w:t xml:space="preserve">”</w:t>
+        <w:t xml:space="preserve">“vibrational”</w:t>
       </w:r>
       <w:r>
         <w:t xml:space="preserve"> </w:t>
@@ -5024,9 +4906,9 @@
         </w:pict>
       </w:r>
     </w:p>
-    <w:bookmarkEnd w:id="61"/>
-    <w:bookmarkEnd w:id="62"/>
-    <w:bookmarkStart w:id="72" w:name="section-8-hostile-action-survivability"/>
+    <w:bookmarkEnd w:id="50"/>
+    <w:bookmarkEnd w:id="51"/>
+    <w:bookmarkStart w:id="61" w:name="section-8-hostile-action-survivability"/>
     <w:p>
       <w:pPr>
         <w:pStyle w:val="Heading2"/>
@@ -5147,7 +5029,7 @@
         <w:t xml:space="preserve">The combination changes the per-round consequence by 2–3 orders of magnitude. Rifle attacks remain asymmetric in the attacker’s favor (rounds are still cheap), but the attrition cost no longer rises to grid-level economic damage per round expended. Substation attacks shift from strategic-impact events to nuisance events.</w:t>
       </w:r>
     </w:p>
-    <w:bookmarkStart w:id="63" w:name="failure-mode-analysis"/>
+    <w:bookmarkStart w:id="52" w:name="failure-mode-analysis"/>
     <w:p>
       <w:pPr>
         <w:pStyle w:val="Heading3"/>
@@ -5233,8 +5115,8 @@
         <w:t xml:space="preserve">The architectural protection logic: alarm immediately on radiator loss, dispatch operator response, allow load transfer or manual de-energization where appropriate, and trip automatically only when damage is actually progressing as measured at the active part. Ester chemistry prevents fire propagation throughout this window, preserving the option to keep load on the unit while investigation occurs.</w:t>
       </w:r>
     </w:p>
-    <w:bookmarkEnd w:id="63"/>
-    <w:bookmarkStart w:id="64" w:name="X633bfbd2861643c3c17e85d9fe6041cc7406797"/>
+    <w:bookmarkEnd w:id="52"/>
+    <w:bookmarkStart w:id="53" w:name="X633bfbd2861643c3c17e85d9fe6041cc7406797"/>
     <w:p>
       <w:pPr>
         <w:pStyle w:val="Heading3"/>
@@ -5511,8 +5393,8 @@
         <w:t xml:space="preserve">Either implementation integrates with existing protection relay panels through dry-contact alarm inputs (not trip inputs). The upgrade is non-invasive to installed equipment (radiator headers can be tapped during scheduled maintenance) and small-cost relative to transformer total cost (a 50 MVA unit with 12 radiator banks adds USD $1,000–2,500 / £800–2,000 in sensors plus integration labor).</w:t>
       </w:r>
     </w:p>
-    <w:bookmarkEnd w:id="64"/>
-    <w:bookmarkStart w:id="65" w:name="Xeb8a5e326c45f2cb0c3f7fa626573cdb216888e"/>
+    <w:bookmarkEnd w:id="53"/>
+    <w:bookmarkStart w:id="54" w:name="Xeb8a5e326c45f2cb0c3f7fa626573cdb216888e"/>
     <w:p>
       <w:pPr>
         <w:pStyle w:val="Heading3"/>
@@ -5597,8 +5479,8 @@
         <w:t xml:space="preserve">The architecture reserves trip authority for situations where trip is genuinely warranted, and uses ester’s flash-point margin to convert what would otherwise be a panic-trip decision into a managed-investigation decision.</w:t>
       </w:r>
     </w:p>
-    <w:bookmarkEnd w:id="65"/>
-    <w:bookmarkStart w:id="66" w:name="Xf5ce295d560a71d5707dc65198c221f32bf0682"/>
+    <w:bookmarkEnd w:id="54"/>
+    <w:bookmarkStart w:id="55" w:name="Xf5ce295d560a71d5707dc65198c221f32bf0682"/>
     <w:p>
       <w:pPr>
         <w:pStyle w:val="Heading3"/>
@@ -5731,8 +5613,8 @@
         <w:t xml:space="preserve">Only ester combines fire prevention (no propagation), the time margin to use alarm-investigate-confirm-trip protection logic (rather than trip-on-first-signal), winding preservation (damage-driven trip authority), and field rewindability (recovery in days to weeks). The combination is unique to ester-immersed transformers.</w:t>
       </w:r>
     </w:p>
-    <w:bookmarkEnd w:id="66"/>
-    <w:bookmarkStart w:id="67" w:name="recovery-time-spectrum"/>
+    <w:bookmarkEnd w:id="55"/>
+    <w:bookmarkStart w:id="56" w:name="recovery-time-spectrum"/>
     <w:p>
       <w:pPr>
         <w:pStyle w:val="Heading3"/>
@@ -5752,13 +5634,7 @@
         <w:t xml:space="preserve"> </w:t>
       </w:r>
       <w:r>
-        <w:t xml:space="preserve">“</w:t>
-      </w:r>
-      <w:r>
-        <w:t xml:space="preserve">OECD utility infrastructure</w:t>
-      </w:r>
-      <w:r>
-        <w:t xml:space="preserve">”</w:t>
+        <w:t xml:space="preserve">“OECD utility infrastructure”</w:t>
       </w:r>
       <w:r>
         <w:t xml:space="preserve"> </w:t>
@@ -5770,13 +5646,7 @@
         <w:t xml:space="preserve"> </w:t>
       </w:r>
       <w:r>
-        <w:t xml:space="preserve">“</w:t>
-      </w:r>
-      <w:r>
-        <w:t xml:space="preserve">limited regional logistics</w:t>
-      </w:r>
-      <w:r>
-        <w:t xml:space="preserve">”</w:t>
+        <w:t xml:space="preserve">“limited regional logistics”</w:t>
       </w:r>
       <w:r>
         <w:t xml:space="preserve"> </w:t>
@@ -6160,8 +6030,8 @@
         <w:t xml:space="preserve">even in limited-logistics deployment (1–2 weeks vs 6–18 months) — the asymmetric warfare math is broken by this factor alone, before considering fire safety, environmental, or acoustic improvements.</w:t>
       </w:r>
     </w:p>
-    <w:bookmarkEnd w:id="67"/>
-    <w:bookmarkStart w:id="69" w:name="Xaca6aa0a89710e6d1a2d036af23ea54c7998803"/>
+    <w:bookmarkEnd w:id="56"/>
+    <w:bookmarkStart w:id="58" w:name="Xaca6aa0a89710e6d1a2d036af23ea54c7998803"/>
     <w:p>
       <w:pPr>
         <w:pStyle w:val="Heading3"/>
@@ -6463,7 +6333,7 @@
         <w:t xml:space="preserve">Indigenous production setup in a target region: license rotor and end-plate designs from an existing producer (or reverse-engineer from purchased units, which is the standard path for sanctions-affected economies), establish machining line, source elastomers and vane materials through commodity-trade channels, integrate into rig assembly with local instrumentation. Capital cost roughly $5–20M for a production facility serving a national-scale fleet. Buildout timeline 18–24 months. The entire vacuum dehydration rig fleet for a country deploying this architecture might be 50–200 rigs of various capacities; this is a one-shift production load for 2–3 years from a single facility.</w:t>
       </w:r>
     </w:p>
-    <w:bookmarkStart w:id="68" w:name="Xc8f907210cdbaa92bb341333700c92b69abd723"/>
+    <w:bookmarkStart w:id="57" w:name="Xc8f907210cdbaa92bb341333700c92b69abd723"/>
     <w:p>
       <w:pPr>
         <w:pStyle w:val="Heading4"/>
@@ -6623,9 +6493,9 @@
         <w:t xml:space="preserve">. The infrastructure to support Regime 1 recovery times can be built into target regions over 3–5 years through bounded industrial investment. This places the architecture’s resilience claims on a defensible engineering footing rather than aspirational claims about hostile-action recovery in regions that lack the supporting infrastructure to deliver them. It also creates a useful opportunity for OECD economies to reverse some of the industrial-base erosion that has occurred over the past forty years.</w:t>
       </w:r>
     </w:p>
-    <w:bookmarkEnd w:id="68"/>
-    <w:bookmarkEnd w:id="69"/>
-    <w:bookmarkStart w:id="70" w:name="complementary-hardening"/>
+    <w:bookmarkEnd w:id="57"/>
+    <w:bookmarkEnd w:id="58"/>
+    <w:bookmarkStart w:id="59" w:name="complementary-hardening"/>
     <w:p>
       <w:pPr>
         <w:pStyle w:val="Heading3"/>
@@ -6770,8 +6640,8 @@
         <w:t xml:space="preserve">The 12 Hz architecture’s larger thermal mass per kVA is a modest passive advantage here — a transformer that runs cooler under load tolerates partial cooling loss longer before reaching critical temperature, extending operator response time after an attack and giving the per-radiator monitoring system more time to act before damage accumulates.</w:t>
       </w:r>
     </w:p>
-    <w:bookmarkEnd w:id="70"/>
-    <w:bookmarkStart w:id="71" w:name="broader-deployment-context"/>
+    <w:bookmarkEnd w:id="59"/>
+    <w:bookmarkStart w:id="60" w:name="broader-deployment-context"/>
     <w:p>
       <w:pPr>
         <w:pStyle w:val="Heading3"/>
@@ -6795,9 +6665,9 @@
         </w:pict>
       </w:r>
     </w:p>
-    <w:bookmarkEnd w:id="71"/>
-    <w:bookmarkEnd w:id="72"/>
-    <w:bookmarkStart w:id="78" w:name="X0e4e1d74495dbd2d178bfc8c1ea9e86bc05e7d5"/>
+    <w:bookmarkEnd w:id="60"/>
+    <w:bookmarkEnd w:id="61"/>
+    <w:bookmarkStart w:id="67" w:name="X0e4e1d74495dbd2d178bfc8c1ea9e86bc05e7d5"/>
     <w:p>
       <w:pPr>
         <w:pStyle w:val="Heading2"/>
@@ -6822,7 +6692,7 @@
         <w:t xml:space="preserve">The 12 Hz architecture’s geometric advantage compounds favorably in the tropics: the larger radiator area per kVA (Section 7) provides more natural-convection cooling capacity at a given air temperature differential, partially offsetting the reduced cooling effectiveness at high tropical ambients (35–40°C / 95–104°F vs the 20°C / 68°F design ambient typical of temperate-climate transformer specifications). A 12 Hz ester transformer at 50 MVA in a 40°C / 104°F ambient delivers natural-convection cooling capacity comparable to a 50/60 Hz mineral-oil unit of the same rating in a 20°C / 68°F ambient, by virtue of the larger radiator geometry. ONAN cooling without forced air remains adequate at tropical ambient temperatures.</w:t>
       </w:r>
     </w:p>
-    <w:bookmarkStart w:id="73" w:name="outdoor-enclosure-design"/>
+    <w:bookmarkStart w:id="62" w:name="outdoor-enclosure-design"/>
     <w:p>
       <w:pPr>
         <w:pStyle w:val="Heading3"/>
@@ -6949,8 +6819,8 @@
         <w:t xml:space="preserve">at the lowest point of the enclosure footprint, sized for tropical rainfall intensity (50–100 mm/hr / 2–4 in/hr in convective storm conditions). Standing water inside the enclosure produces corrosion and supports biological growth.</w:t>
       </w:r>
     </w:p>
-    <w:bookmarkEnd w:id="73"/>
-    <w:bookmarkStart w:id="74" w:name="ester-tropical-performance"/>
+    <w:bookmarkEnd w:id="62"/>
+    <w:bookmarkStart w:id="63" w:name="ester-tropical-performance"/>
     <w:p>
       <w:pPr>
         <w:pStyle w:val="Heading3"/>
@@ -6967,8 +6837,8 @@
         <w:t xml:space="preserve">Ester’s tropical performance is excellent. The pour point limitation is irrelevant in equatorial deployment (lowest ambient temperatures rarely below 15°C / 59°F even in highland regions). The higher viscosity is acceptable when ambient runs 35–40°C / 95–104°F rather than the −20°C / −4°F where viscosity becomes a cooling-limit issue. The hygroscopic moisture-absorption behavior is operationally useful: ambient humidity in the tropics is consistently high (relative humidity 70–95%), and any moisture that does penetrate the conservator breathing system is harmlessly dissolved into the ester rather than coalescing as free water at the bottom of the tank. Paper insulation aging is consistently slower in ester than in mineral oil under tropical operating conditions.</w:t>
       </w:r>
     </w:p>
-    <w:bookmarkEnd w:id="74"/>
-    <w:bookmarkStart w:id="75" w:name="lightning-consideration"/>
+    <w:bookmarkEnd w:id="63"/>
+    <w:bookmarkStart w:id="64" w:name="lightning-consideration"/>
     <w:p>
       <w:pPr>
         <w:pStyle w:val="Heading3"/>
@@ -7049,8 +6919,8 @@
         <w:t xml:space="preserve">The 12 Hz architecture’s lower dV/dt during normal switching events relaxes some surge constraints, but the lightning impulse withstand voltage (BIL) requirements are unchanged — lightning impulse is a stress class set by physics external to the grid, not by grid frequency.</w:t>
       </w:r>
     </w:p>
-    <w:bookmarkEnd w:id="75"/>
-    <w:bookmarkStart w:id="76" w:name="theft-resistance"/>
+    <w:bookmarkEnd w:id="64"/>
+    <w:bookmarkStart w:id="65" w:name="theft-resistance"/>
     <w:p>
       <w:pPr>
         <w:pStyle w:val="Heading3"/>
@@ -7151,13 +7021,7 @@
         <w:t xml:space="preserve"> </w:t>
       </w:r>
       <w:r>
-        <w:t xml:space="preserve">“</w:t>
-      </w:r>
-      <w:r>
-        <w:t xml:space="preserve">oil</w:t>
-      </w:r>
-      <w:r>
-        <w:t xml:space="preserve">”</w:t>
+        <w:t xml:space="preserve">“oil”</w:t>
       </w:r>
       <w:r>
         <w:t xml:space="preserve"> </w:t>
@@ -7219,13 +7083,7 @@
         <w:t xml:space="preserve"> </w:t>
       </w:r>
       <w:r>
-        <w:t xml:space="preserve">“</w:t>
-      </w:r>
-      <w:r>
-        <w:t xml:space="preserve">no resale market</w:t>
-      </w:r>
-      <w:r>
-        <w:t xml:space="preserve">”</w:t>
+        <w:t xml:space="preserve">“no resale market”</w:t>
       </w:r>
       <w:r>
         <w:t xml:space="preserve"> </w:t>
@@ -7237,13 +7095,7 @@
         <w:t xml:space="preserve"> </w:t>
       </w:r>
       <w:r>
-        <w:t xml:space="preserve">“</w:t>
-      </w:r>
-      <w:r>
-        <w:t xml:space="preserve">lower mythology</w:t>
-      </w:r>
-      <w:r>
-        <w:t xml:space="preserve">”</w:t>
+        <w:t xml:space="preserve">“lower mythology”</w:t>
       </w:r>
       <w:r>
         <w:t xml:space="preserve"> </w:t>
@@ -7263,13 +7115,7 @@
         <w:t xml:space="preserve"> </w:t>
       </w:r>
       <w:r>
-        <w:t xml:space="preserve">“</w:t>
-      </w:r>
-      <w:r>
-        <w:t xml:space="preserve">ester is operationally less attractive to theft at current deployment scales and may continue to be modestly less attractive at scale, but the theft market will adapt and the long-term theft loss rate is not yet measurable.</w:t>
-      </w:r>
-      <w:r>
-        <w:t xml:space="preserve">”</w:t>
+        <w:t xml:space="preserve">“ester is operationally less attractive to theft at current deployment scales and may continue to be modestly less attractive at scale, but the theft market will adapt and the long-term theft loss rate is not yet measurable.”</w:t>
       </w:r>
       <w:r>
         <w:t xml:space="preserve"> </w:t>
@@ -7278,8 +7124,8 @@
         <w:t xml:space="preserve">The cost analysis in Section 11 includes sensitivity to assumed theft loss rates in target regions.</w:t>
       </w:r>
     </w:p>
-    <w:bookmarkEnd w:id="76"/>
-    <w:bookmarkStart w:id="77" w:name="Xa29cac003c315fa5541184cc63881b3077710b9"/>
+    <w:bookmarkEnd w:id="65"/>
+    <w:bookmarkStart w:id="66" w:name="Xa29cac003c315fa5541184cc63881b3077710b9"/>
     <w:p>
       <w:pPr>
         <w:pStyle w:val="Heading3"/>
@@ -7309,13 +7155,7 @@
         <w:t xml:space="preserve"> </w:t>
       </w:r>
       <w:r>
-        <w:t xml:space="preserve">“</w:t>
-      </w:r>
-      <w:r>
-        <w:t xml:space="preserve">ester is less attractive to drain.</w:t>
-      </w:r>
-      <w:r>
-        <w:t xml:space="preserve">”</w:t>
+        <w:t xml:space="preserve">“ester is less attractive to drain.”</w:t>
       </w:r>
       <w:r>
         <w:t xml:space="preserve"> </w:t>
@@ -7460,9 +7300,9 @@
         </w:pict>
       </w:r>
     </w:p>
-    <w:bookmarkEnd w:id="77"/>
-    <w:bookmarkEnd w:id="78"/>
-    <w:bookmarkStart w:id="94" w:name="X6f82c9cb37b3367b57426e60f8e89d22737c014"/>
+    <w:bookmarkEnd w:id="66"/>
+    <w:bookmarkEnd w:id="67"/>
+    <w:bookmarkStart w:id="83" w:name="X6f82c9cb37b3367b57426e60f8e89d22737c014"/>
     <w:p>
       <w:pPr>
         <w:pStyle w:val="Heading2"/>
@@ -7479,7 +7319,7 @@
         <w:t xml:space="preserve">This section establishes the engineering stack that allows natural ester to serve as the universal architectural dielectric across all populated cold climates, including the deepest continental cold envelopes. The conventional analysis — that natural ester is disqualified by pour point below approximately –30°C / –22°F design winter temperature — addresses the wrong question. The relevant questions are: (1) does ester gelling during de-energized standby damage the unit? and (2) can the unit be cold-started safely from solid-fluid condition? The answers, established by laboratory data and addressable by integrated engineering, are: no, cold-soak gelling is not destructive; and yes, graduated cold-start is straightforward set-and-forget protocol.</w:t>
       </w:r>
     </w:p>
-    <w:bookmarkStart w:id="79" w:name="the-abb-biotemp-cold-soak-result"/>
+    <w:bookmarkStart w:id="68" w:name="the-abb-biotemp-cold-soak-result"/>
     <w:p>
       <w:pPr>
         <w:pStyle w:val="Heading3"/>
@@ -7528,8 +7368,8 @@
         <w:t xml:space="preserve">The architectural consequence: natural ester is acceptable in any cold-climate deployment provided the cold-start protocol is observed.</w:t>
       </w:r>
     </w:p>
-    <w:bookmarkEnd w:id="79"/>
-    <w:bookmarkStart w:id="80" w:name="X96011edc87aedc5ebd50150fb7f9a7e48668a52"/>
+    <w:bookmarkEnd w:id="68"/>
+    <w:bookmarkStart w:id="69" w:name="X96011edc87aedc5ebd50150fb7f9a7e48668a52"/>
     <w:p>
       <w:pPr>
         <w:pStyle w:val="Heading3"/>
@@ -7619,8 +7459,8 @@
         <w:t xml:space="preserve">For installations that genuinely cannot deploy the engineering stack (small unmanned units in extreme remote areas with no station-service redundancy, retrofits where cabinet construction is impractical), synthetic ester remains a fallback option. It is not part of the architecture’s standard specification.</w:t>
       </w:r>
     </w:p>
-    <w:bookmarkEnd w:id="80"/>
-    <w:bookmarkStart w:id="81" w:name="X3a68c5b219bf15f3a922d16b911b8fdf5546701"/>
+    <w:bookmarkEnd w:id="69"/>
+    <w:bookmarkStart w:id="70" w:name="X3a68c5b219bf15f3a922d16b911b8fdf5546701"/>
     <w:p>
       <w:pPr>
         <w:pStyle w:val="Heading3"/>
@@ -7713,21 +7553,7 @@
           <w:i/>
           <w:iCs/>
         </w:rPr>
-        <w:t xml:space="preserve">“</w:t>
-      </w:r>
-      <w:r>
-        <w:rPr>
-          <w:i/>
-          <w:iCs/>
-        </w:rPr>
-        <w:t xml:space="preserve">synergistic biodegradation</w:t>
-      </w:r>
-      <w:r>
-        <w:rPr>
-          <w:i/>
-          <w:iCs/>
-        </w:rPr>
-        <w:t xml:space="preserve">”</w:t>
+        <w:t xml:space="preserve">“synergistic biodegradation”</w:t>
       </w:r>
       <w:r>
         <w:rPr>
@@ -7763,8 +7589,8 @@
         <w:t xml:space="preserve">The architectural decision is to avoid depressants entirely in the standard specification by deploying the integrated cold-climate stack that follows.</w:t>
       </w:r>
     </w:p>
-    <w:bookmarkEnd w:id="81"/>
-    <w:bookmarkStart w:id="85" w:name="Xcc3d16c6a82646cd7f78d2e8adae21348a8b44c"/>
+    <w:bookmarkEnd w:id="70"/>
+    <w:bookmarkStart w:id="74" w:name="Xcc3d16c6a82646cd7f78d2e8adae21348a8b44c"/>
     <w:p>
       <w:pPr>
         <w:pStyle w:val="Heading3"/>
@@ -7877,7 +7703,7 @@
         <w:t xml:space="preserve">protocol after full-voltage energization, which is straightforward and routinely done in conventional practice.</w:t>
       </w:r>
     </w:p>
-    <w:bookmarkStart w:id="82" w:name="X991e23110d6396a9f54ae25cf6e4e848379d8a2"/>
+    <w:bookmarkStart w:id="71" w:name="X991e23110d6396a9f54ae25cf6e4e848379d8a2"/>
     <w:p>
       <w:pPr>
         <w:pStyle w:val="Heading4"/>
@@ -7962,8 +7788,8 @@
         <w:t xml:space="preserve">Total cold-start time from solid-fluid cold-soaked initial condition to full-rated service: 30–90 minutes, depending on unit size, ambient temperature, and the specific design’s thermal time constants.</w:t>
       </w:r>
     </w:p>
-    <w:bookmarkEnd w:id="82"/>
-    <w:bookmarkStart w:id="83" w:name="Xccd4c2efa67fa3ebaa78f7a85183aec9fe1fa61"/>
+    <w:bookmarkEnd w:id="71"/>
+    <w:bookmarkStart w:id="72" w:name="Xccd4c2efa67fa3ebaa78f7a85183aec9fe1fa61"/>
     <w:p>
       <w:pPr>
         <w:pStyle w:val="Heading4"/>
@@ -8093,13 +7919,7 @@
         <w:t xml:space="preserve"> </w:t>
       </w:r>
       <w:r>
-        <w:t xml:space="preserve">“</w:t>
-      </w:r>
-      <w:r>
-        <w:t xml:space="preserve">Stage 1 magnetizing excitation power for 30–120 minutes</w:t>
-      </w:r>
-      <w:r>
-        <w:t xml:space="preserve">”</w:t>
+        <w:t xml:space="preserve">“Stage 1 magnetizing excitation power for 30–120 minutes”</w:t>
       </w:r>
       <w:r>
         <w:t xml:space="preserve"> </w:t>
@@ -8111,17 +7931,11 @@
         <w:t xml:space="preserve"> </w:t>
       </w:r>
       <w:r>
-        <w:t xml:space="preserve">“</w:t>
-      </w:r>
-      <w:r>
-        <w:t xml:space="preserve">continuous auxiliary heating power throughout outage duration.</w:t>
-      </w:r>
-      <w:r>
-        <w:t xml:space="preserve">”</w:t>
-      </w:r>
-    </w:p>
-    <w:bookmarkEnd w:id="83"/>
-    <w:bookmarkStart w:id="84" w:name="protocol-calibration"/>
+        <w:t xml:space="preserve">“continuous auxiliary heating power throughout outage duration.”</w:t>
+      </w:r>
+    </w:p>
+    <w:bookmarkEnd w:id="72"/>
+    <w:bookmarkStart w:id="73" w:name="protocol-calibration"/>
     <w:p>
       <w:pPr>
         <w:pStyle w:val="Heading4"/>
@@ -8154,9 +7968,9 @@
         <w:t xml:space="preserve">The cold-start architecture across all three scenarios does not require pour-point depressant additives, synthetic ester chemistry, or fluid chemistry substitution to function. Cold-climate deployment is solved through control (Scenarios A, B) or through auxiliary heating (Scenario C), with rapeseed natural ester serving the entire envelope.</w:t>
       </w:r>
     </w:p>
-    <w:bookmarkEnd w:id="84"/>
-    <w:bookmarkEnd w:id="85"/>
-    <w:bookmarkStart w:id="90" w:name="X5382f41debfd51e217c5da84c4f0013cf2a28e0"/>
+    <w:bookmarkEnd w:id="73"/>
+    <w:bookmarkEnd w:id="74"/>
+    <w:bookmarkStart w:id="79" w:name="X5382f41debfd51e217c5da84c4f0013cf2a28e0"/>
     <w:p>
       <w:pPr>
         <w:pStyle w:val="Heading3"/>
@@ -8181,7 +7995,7 @@
         <w:t xml:space="preserve">Battery-based auxiliary heating was considered and rejected: lead-acid, lithium-iron-phosphate, and sodium-ion / ZEBRA chemistries all degrade or fail at the temperature regime where auxiliary heating is most needed (–40°C and below). Heated battery enclosures produce a bootstrap problem where the system meant to provide outage power depends on the outage power being available. The architecture uses propane combustion instead, with no battery dependency in the heating function.</w:t>
       </w:r>
     </w:p>
-    <w:bookmarkStart w:id="86" w:name="external-spiral-heating-architecture"/>
+    <w:bookmarkStart w:id="75" w:name="external-spiral-heating-architecture"/>
     <w:p>
       <w:pPr>
         <w:pStyle w:val="Heading4"/>
@@ -8322,8 +8136,8 @@
         <w:t xml:space="preserve">Burner: external to the spiral, with combustion airflow driving the hot gases through the spiral by positive pressure. Ignition by piezoelectric striker (mechanical, no electronics) or pilot light. The architecture deliberately avoids any battery dependency in the heating system because batteries are the failure mode in the temperature regime where heating matters; mechanical ignition is reliable at any ambient temperature where propane itself remains usable.</w:t>
       </w:r>
     </w:p>
-    <w:bookmarkEnd w:id="86"/>
-    <w:bookmarkStart w:id="87" w:name="propane-supply"/>
+    <w:bookmarkEnd w:id="75"/>
+    <w:bookmarkStart w:id="76" w:name="propane-supply"/>
     <w:p>
       <w:pPr>
         <w:pStyle w:val="Heading4"/>
@@ -8356,8 +8170,8 @@
         <w:t xml:space="preserve">Refilling: propane is shipped, stored, and refilled through commodity LPG distribution. The same trucks that supply rural residential heating supply the substation; no specialized hardware or training required.</w:t>
       </w:r>
     </w:p>
-    <w:bookmarkEnd w:id="87"/>
-    <w:bookmarkStart w:id="88" w:name="tiger-torch-manual-fallback"/>
+    <w:bookmarkEnd w:id="76"/>
+    <w:bookmarkStart w:id="77" w:name="tiger-torch-manual-fallback"/>
     <w:p>
       <w:pPr>
         <w:pStyle w:val="Heading4"/>
@@ -8390,8 +8204,8 @@
         <w:t xml:space="preserve">Marked spiral inlet/outlet connection points and direct-shell torch-application locations are identified by paint marking during commissioning. The field-recovery procedure is operationally familiar to Canadian cold-weather utility crews and adapts cleanly to other cold-climate utilities.</w:t>
       </w:r>
     </w:p>
-    <w:bookmarkEnd w:id="88"/>
-    <w:bookmarkStart w:id="89" w:name="summary"/>
+    <w:bookmarkEnd w:id="77"/>
+    <w:bookmarkStart w:id="78" w:name="summary"/>
     <w:p>
       <w:pPr>
         <w:pStyle w:val="Heading4"/>
@@ -8482,9 +8296,9 @@
         <w:t xml:space="preserve">No layer depends on battery chemistry working at low temperatures. The architecture is honest about what works in the operating envelope it claims to address.</w:t>
       </w:r>
     </w:p>
-    <w:bookmarkEnd w:id="89"/>
-    <w:bookmarkEnd w:id="90"/>
-    <w:bookmarkStart w:id="91" w:name="russian-and-soviet-cold-climate-practice"/>
+    <w:bookmarkEnd w:id="78"/>
+    <w:bookmarkEnd w:id="79"/>
+    <w:bookmarkStart w:id="80" w:name="russian-and-soviet-cold-climate-practice"/>
     <w:p>
       <w:pPr>
         <w:pStyle w:val="Heading3"/>
@@ -8512,13 +8326,7 @@
         <w:t xml:space="preserve"> </w:t>
       </w:r>
       <w:r>
-        <w:t xml:space="preserve">“</w:t>
-      </w:r>
-      <w:r>
-        <w:t xml:space="preserve">rated for –60°C / –76°F</w:t>
-      </w:r>
-      <w:r>
-        <w:t xml:space="preserve">”</w:t>
+        <w:t xml:space="preserve">“rated for –60°C / –76°F”</w:t>
       </w:r>
       <w:r>
         <w:t xml:space="preserve"> </w:t>
@@ -8661,8 +8469,8 @@
         <w:t xml:space="preserve">Cold-start protocol and external-spiral propane heating as architectural standard.</w:t>
       </w:r>
     </w:p>
-    <w:bookmarkEnd w:id="91"/>
-    <w:bookmarkStart w:id="92" w:name="below-frost-line-burial-and-permafrost"/>
+    <w:bookmarkEnd w:id="80"/>
+    <w:bookmarkStart w:id="81" w:name="below-frost-line-burial-and-permafrost"/>
     <w:p>
       <w:pPr>
         <w:pStyle w:val="Heading3"/>
@@ -8808,8 +8616,8 @@
         <w:t xml:space="preserve">regions (most of populated cold climates, including most of Canada, Scandinavia, the Russian temperate zone, the contiguous US north tier, and northern China), below-frost-line burial provides the conventional thermal benefit without permafrost complications: foundation depth of 1.5–3 m / 5–10 ft below local frost line places the vault in soil that maintains 0°C / 32°F to +10°C / 50°F year-round, reducing cabinet heating load by an order of magnitude.</w:t>
       </w:r>
     </w:p>
-    <w:bookmarkEnd w:id="92"/>
-    <w:bookmarkStart w:id="93" w:name="X6d0f71d93b5c076dca745a13cf070bea6ed6707"/>
+    <w:bookmarkEnd w:id="81"/>
+    <w:bookmarkStart w:id="82" w:name="X6d0f71d93b5c076dca745a13cf070bea6ed6707"/>
     <w:p>
       <w:pPr>
         <w:pStyle w:val="Heading3"/>
@@ -8849,9 +8657,9 @@
         </w:pict>
       </w:r>
     </w:p>
-    <w:bookmarkEnd w:id="93"/>
-    <w:bookmarkEnd w:id="94"/>
-    <w:bookmarkStart w:id="98" w:name="section-11-cost-and-adoption-analysis"/>
+    <w:bookmarkEnd w:id="82"/>
+    <w:bookmarkEnd w:id="83"/>
+    <w:bookmarkStart w:id="87" w:name="section-11-cost-and-adoption-analysis"/>
     <w:p>
       <w:pPr>
         <w:pStyle w:val="Heading2"/>
@@ -8941,7 +8749,7 @@
         <w:t xml:space="preserve">: a number of producers in target deployment regions (Iran, central Asia, parts of Africa) are developing ester capability through technology partnerships with established producers; these will come online over the parent grid proposal’s deployment timeline.</w:t>
       </w:r>
     </w:p>
-    <w:bookmarkStart w:id="95" w:name="Xf8f24eee0934e1015ee1567666b00d92ca70c95"/>
+    <w:bookmarkStart w:id="84" w:name="Xf8f24eee0934e1015ee1567666b00d92ca70c95"/>
     <w:p>
       <w:pPr>
         <w:pStyle w:val="Heading3"/>
@@ -9379,8 +9187,8 @@
         <w:t xml:space="preserve">The integrated lifecycle cost comparison frequently shows ester transformers cheaper than mineral-oil equivalents over service life. The first-cost premium is the visible disadvantage; the lifecycle cost is the actual decision criterion.</w:t>
       </w:r>
     </w:p>
-    <w:bookmarkEnd w:id="95"/>
-    <w:bookmarkStart w:id="96" w:name="cold-climate-stack-incremental-cost"/>
+    <w:bookmarkEnd w:id="84"/>
+    <w:bookmarkStart w:id="85" w:name="cold-climate-stack-incremental-cost"/>
     <w:p>
       <w:pPr>
         <w:pStyle w:val="Heading3"/>
@@ -9489,8 +9297,8 @@
         <w:t xml:space="preserve">Total cold-climate stack incremental cost: $75K–200K per unit, against the unit’s $1–2M base cost — 5–15% additional. This is comparable to the synthetic-ester fluid cost premium that would otherwise apply ($150K–300K for synthetic ester fill on a 50 MVA unit) but with the architectural advantages that the cold-climate stack is engineering capital rather than ongoing fluid cost dependency, and that the architecture’s universal natural-ester specification is preserved.</w:t>
       </w:r>
     </w:p>
-    <w:bookmarkEnd w:id="96"/>
-    <w:bookmarkStart w:id="97" w:name="adoption-status"/>
+    <w:bookmarkEnd w:id="85"/>
+    <w:bookmarkStart w:id="86" w:name="adoption-status"/>
     <w:p>
       <w:pPr>
         <w:pStyle w:val="Heading3"/>
@@ -9522,9 +9330,9 @@
         </w:pict>
       </w:r>
     </w:p>
-    <w:bookmarkEnd w:id="97"/>
-    <w:bookmarkEnd w:id="98"/>
-    <w:bookmarkStart w:id="99" w:name="section-12-conclusion"/>
+    <w:bookmarkEnd w:id="86"/>
+    <w:bookmarkEnd w:id="87"/>
+    <w:bookmarkStart w:id="88" w:name="section-12-conclusion"/>
     <w:p>
       <w:pPr>
         <w:pStyle w:val="Heading2"/>
@@ -9923,8 +9731,8 @@
         </w:pict>
       </w:r>
     </w:p>
-    <w:bookmarkEnd w:id="99"/>
-    <w:bookmarkStart w:id="105" w:name="Xdd8184f3ea0ca6dc62c5454b0a05639a66feb38"/>
+    <w:bookmarkEnd w:id="88"/>
+    <w:bookmarkStart w:id="94" w:name="Xdd8184f3ea0ca6dc62c5454b0a05639a66feb38"/>
     <w:p>
       <w:pPr>
         <w:pStyle w:val="Heading2"/>
@@ -9941,7 +9749,7 @@
         <w:t xml:space="preserve">The architecture as developed in Sections 1–12 covers fixed civilian/utility infrastructure: transmission and distribution substations, generation step-up units, urban and rural distribution. Military and expeditionary deployment imposes a distinct set of constraints not addressed by the fixed-infrastructure specification, and requires its own treatment. This section is added per Brigadier-General Carignan’s red team observation: silence on military deployment was untenable for a document claiming universal architecture.</w:t>
       </w:r>
     </w:p>
-    <w:bookmarkStart w:id="100" w:name="forward-operating-base-power"/>
+    <w:bookmarkStart w:id="89" w:name="forward-operating-base-power"/>
     <w:p>
       <w:pPr>
         <w:pStyle w:val="Heading3"/>
@@ -10087,8 +9895,8 @@
         <w:t xml:space="preserve">For FOB deployments where ester is operationally feasible, the fire-safety and theft-resistance arguments developed elsewhere in this paper apply with additional force: a FOB destroyed by transformer fire is a force-protection event, and FOB equipment theft is a recurring operational concern in some deployment theaters.</w:t>
       </w:r>
     </w:p>
-    <w:bookmarkEnd w:id="100"/>
-    <w:bookmarkStart w:id="101" w:name="mobile-and-trailer-mounted-transformers"/>
+    <w:bookmarkEnd w:id="89"/>
+    <w:bookmarkStart w:id="90" w:name="mobile-and-trailer-mounted-transformers"/>
     <w:p>
       <w:pPr>
         <w:pStyle w:val="Heading3"/>
@@ -10121,8 +9929,8 @@
         <w:t xml:space="preserve">The recommendation: mobile transformers in military and civilian emergency-response fleets follow the standard architecture specification, with ester as the dielectric and Scenario A cold-start protocol where deployment ambient temperatures may approach pour point.</w:t>
       </w:r>
     </w:p>
-    <w:bookmarkEnd w:id="101"/>
-    <w:bookmarkStart w:id="102" w:name="Xc7512263d0e08a45825024ca6c0b52a7ce48b58"/>
+    <w:bookmarkEnd w:id="90"/>
+    <w:bookmarkStart w:id="91" w:name="Xc7512263d0e08a45825024ca6c0b52a7ce48b58"/>
     <w:p>
       <w:pPr>
         <w:pStyle w:val="Heading3"/>
@@ -10214,8 +10022,8 @@
         <w:t xml:space="preserve">. The matter is not urgent — current allied infrastructure is mineral oil and will remain so for years to decades during fleet turnover — but should be addressed before allied ester deployment reaches scale where supply-chain coordination becomes operationally necessary.</w:t>
       </w:r>
     </w:p>
-    <w:bookmarkEnd w:id="102"/>
-    <w:bookmarkStart w:id="103" w:name="Xd610f552906a6a67b22cec0bae2f47804512beb"/>
+    <w:bookmarkEnd w:id="91"/>
+    <w:bookmarkStart w:id="92" w:name="Xd610f552906a6a67b22cec0bae2f47804512beb"/>
     <w:p>
       <w:pPr>
         <w:pStyle w:val="Heading3"/>
@@ -10279,13 +10087,7 @@
         <w:t xml:space="preserve"> </w:t>
       </w:r>
       <w:r>
-        <w:t xml:space="preserve">“</w:t>
-      </w:r>
-      <w:r>
-        <w:t xml:space="preserve">cold-deploy</w:t>
-      </w:r>
-      <w:r>
-        <w:t xml:space="preserve">”</w:t>
+        <w:t xml:space="preserve">“cold-deploy”</w:t>
       </w:r>
       <w:r>
         <w:t xml:space="preserve"> </w:t>
@@ -10297,13 +10099,7 @@
         <w:t xml:space="preserve"> </w:t>
       </w:r>
       <w:r>
-        <w:t xml:space="preserve">“</w:t>
-      </w:r>
-      <w:r>
-        <w:t xml:space="preserve">cold-start after extended outage</w:t>
-      </w:r>
-      <w:r>
-        <w:t xml:space="preserve">”</w:t>
+        <w:t xml:space="preserve">“cold-start after extended outage”</w:t>
       </w:r>
       <w:r>
         <w:t xml:space="preserve"> </w:t>
@@ -10327,13 +10123,7 @@
         <w:t xml:space="preserve"> </w:t>
       </w:r>
       <w:r>
-        <w:t xml:space="preserve">“</w:t>
-      </w:r>
-      <w:r>
-        <w:t xml:space="preserve">cold-deploy</w:t>
-      </w:r>
-      <w:r>
-        <w:t xml:space="preserve">”</w:t>
+        <w:t xml:space="preserve">“cold-deploy”</w:t>
       </w:r>
       <w:r>
         <w:t xml:space="preserve"> </w:t>
@@ -10345,13 +10135,7 @@
         <w:t xml:space="preserve"> </w:t>
       </w:r>
       <w:r>
-        <w:t xml:space="preserve">“</w:t>
-      </w:r>
-      <w:r>
-        <w:t xml:space="preserve">cold-start after extended outage</w:t>
-      </w:r>
-      <w:r>
-        <w:t xml:space="preserve">”</w:t>
+        <w:t xml:space="preserve">“cold-start after extended outage”</w:t>
       </w:r>
       <w:r>
         <w:t xml:space="preserve"> </w:t>
@@ -10368,8 +10152,8 @@
         <w:t xml:space="preserve">These adaptations are engineering work, not architectural redesign. CAF operational requirements for forward Arctic deployment can be met by ester-equipped mobile units following Scenario A cold-start within the architectural framework.</w:t>
       </w:r>
     </w:p>
-    <w:bookmarkEnd w:id="103"/>
-    <w:bookmarkStart w:id="104" w:name="section-13-summary"/>
+    <w:bookmarkEnd w:id="92"/>
+    <w:bookmarkStart w:id="93" w:name="section-13-summary"/>
     <w:p>
       <w:pPr>
         <w:pStyle w:val="Heading3"/>
@@ -10496,9 +10280,9 @@
         </w:pict>
       </w:r>
     </w:p>
-    <w:bookmarkEnd w:id="104"/>
-    <w:bookmarkEnd w:id="105"/>
-    <w:bookmarkStart w:id="106" w:name="references"/>
+    <w:bookmarkEnd w:id="93"/>
+    <w:bookmarkEnd w:id="94"/>
+    <w:bookmarkStart w:id="95" w:name="references"/>
     <w:p>
       <w:pPr>
         <w:pStyle w:val="Heading2"/>
@@ -10754,13 +10538,7 @@
         <w:t xml:space="preserve"> </w:t>
       </w:r>
       <w:r>
-        <w:t xml:space="preserve">“</w:t>
-      </w:r>
-      <w:r>
-        <w:t xml:space="preserve">Transformer Fire Safety Practices</w:t>
-      </w:r>
-      <w:r>
-        <w:t xml:space="preserve">”</w:t>
+        <w:t xml:space="preserve">“Transformer Fire Safety Practices”</w:t>
       </w:r>
       <w:r>
         <w:t xml:space="preserve"> </w:t>
@@ -10772,13 +10550,7 @@
         <w:t xml:space="preserve"> </w:t>
       </w:r>
       <w:r>
-        <w:t xml:space="preserve">“</w:t>
-      </w:r>
-      <w:r>
-        <w:t xml:space="preserve">Pressure rise in transformer tanks during arc faults,</w:t>
-      </w:r>
-      <w:r>
-        <w:t xml:space="preserve">”</w:t>
+        <w:t xml:space="preserve">“Pressure rise in transformer tanks during arc faults,”</w:t>
       </w:r>
       <w:r>
         <w:t xml:space="preserve"> </w:t>
@@ -10790,13 +10562,7 @@
         <w:t xml:space="preserve"> </w:t>
       </w:r>
       <w:r>
-        <w:t xml:space="preserve">“</w:t>
-      </w:r>
-      <w:r>
-        <w:t xml:space="preserve">Transformer Tank Rupture Prevention,</w:t>
-      </w:r>
-      <w:r>
-        <w:t xml:space="preserve">”</w:t>
+        <w:t xml:space="preserve">“Transformer Tank Rupture Prevention,”</w:t>
       </w:r>
       <w:r>
         <w:t xml:space="preserve"> </w:t>
@@ -10872,13 +10638,7 @@
         <w:t xml:space="preserve"> </w:t>
       </w:r>
       <w:r>
-        <w:t xml:space="preserve">“</w:t>
-      </w:r>
-      <w:r>
-        <w:t xml:space="preserve">Persistence and Recovery of Polystyrene and Polymethyl Methacrylate Microplastic Toxicity on Diatoms,</w:t>
-      </w:r>
-      <w:r>
-        <w:t xml:space="preserve">”</w:t>
+        <w:t xml:space="preserve">“Persistence and Recovery of Polystyrene and Polymethyl Methacrylate Microplastic Toxicity on Diatoms,”</w:t>
       </w:r>
       <w:r>
         <w:t xml:space="preserve"> </w:t>
@@ -10975,8 +10735,8 @@
         <w:t xml:space="preserve">AC vs. DC Distribution Comparative Analysis (companion paper)</w:t>
       </w:r>
     </w:p>
-    <w:bookmarkEnd w:id="106"/>
-    <w:bookmarkEnd w:id="107"/>
+    <w:bookmarkEnd w:id="95"/>
+    <w:bookmarkEnd w:id="96"/>
     <w:sectPr/>
   </w:body>
 </w:document>
@@ -11015,7 +10775,7 @@
       <w:lvlText w:val=" "/>
       <w:lvlJc w:val="left"/>
       <w:pPr>
-        <w:ind w:left="720" w:hanging="480"/>
+        <w:ind w:left="720" w:hanging="360"/>
       </w:pPr>
     </w:lvl>
     <w:lvl w:ilvl="1">
@@ -11023,7 +10783,7 @@
       <w:lvlText w:val=" "/>
       <w:lvlJc w:val="left"/>
       <w:pPr>
-        <w:ind w:left="1440" w:hanging="480"/>
+        <w:ind w:left="1440" w:hanging="360"/>
       </w:pPr>
     </w:lvl>
     <w:lvl w:ilvl="2">
@@ -11031,7 +10791,7 @@
       <w:lvlText w:val=" "/>
       <w:lvlJc w:val="left"/>
       <w:pPr>
-        <w:ind w:left="2160" w:hanging="480"/>
+        <w:ind w:left="2160" w:hanging="360"/>
       </w:pPr>
     </w:lvl>
     <w:lvl w:ilvl="3">
@@ -11039,7 +10799,7 @@
       <w:lvlText w:val=" "/>
       <w:lvlJc w:val="left"/>
       <w:pPr>
-        <w:ind w:left="2880" w:hanging="480"/>
+        <w:ind w:left="2880" w:hanging="360"/>
       </w:pPr>
     </w:lvl>
     <w:lvl w:ilvl="4">
@@ -11047,7 +10807,7 @@
       <w:lvlText w:val=" "/>
       <w:lvlJc w:val="left"/>
       <w:pPr>
-        <w:ind w:left="3600" w:hanging="480"/>
+        <w:ind w:left="3600" w:hanging="360"/>
       </w:pPr>
     </w:lvl>
     <w:lvl w:ilvl="5">
@@ -11055,7 +10815,7 @@
       <w:lvlText w:val=" "/>
       <w:lvlJc w:val="left"/>
       <w:pPr>
-        <w:ind w:left="4320" w:hanging="480"/>
+        <w:ind w:left="4320" w:hanging="360"/>
       </w:pPr>
     </w:lvl>
     <w:lvl w:ilvl="6">
@@ -11063,7 +10823,7 @@
       <w:lvlText w:val=" "/>
       <w:lvlJc w:val="left"/>
       <w:pPr>
-        <w:ind w:left="5040" w:hanging="480"/>
+        <w:ind w:left="5040" w:hanging="360"/>
       </w:pPr>
     </w:lvl>
     <w:lvl w:ilvl="7">
@@ -11071,7 +10831,7 @@
       <w:lvlText w:val=" "/>
       <w:lvlJc w:val="left"/>
       <w:pPr>
-        <w:ind w:left="5760" w:hanging="480"/>
+        <w:ind w:left="5760" w:hanging="360"/>
       </w:pPr>
     </w:lvl>
     <w:lvl w:ilvl="8">
@@ -11079,7 +10839,7 @@
       <w:lvlText w:val=" "/>
       <w:lvlJc w:val="left"/>
       <w:pPr>
-        <w:ind w:left="6480" w:hanging="480"/>
+        <w:ind w:left="6480" w:hanging="360"/>
       </w:pPr>
     </w:lvl>
   </w:abstractNum>
@@ -11088,75 +10848,102 @@
     <w:multiLevelType w:val="multilevel"/>
     <w:lvl w:ilvl="0">
       <w:numFmt w:val="bullet"/>
-      <w:lvlText w:val="•"/>
+      <w:lvlText w:val=""/>
       <w:lvlJc w:val="left"/>
       <w:pPr>
-        <w:ind w:left="720" w:hanging="480"/>
-      </w:pPr>
+        <w:ind w:left="720" w:hanging="360"/>
+      </w:pPr>
+      <w:rPr>
+        <w:rFonts w:ascii="Symbol" w:hAnsi="Symbol" w:cs="Symbol" w:hint="default"/>
+      </w:rPr>
     </w:lvl>
     <w:lvl w:ilvl="1">
       <w:numFmt w:val="bullet"/>
-      <w:lvlText w:val="–"/>
+      <w:lvlText w:val="o"/>
       <w:lvlJc w:val="left"/>
       <w:pPr>
-        <w:ind w:left="1440" w:hanging="480"/>
-      </w:pPr>
+        <w:ind w:left="1440" w:hanging="360"/>
+      </w:pPr>
+      <w:rPr>
+        <w:rFonts w:ascii="Courier New" w:hAnsi="Courier New" w:cs="Courier New" w:hint="default"/>
+      </w:rPr>
     </w:lvl>
     <w:lvl w:ilvl="2">
       <w:numFmt w:val="bullet"/>
-      <w:lvlText w:val="•"/>
+      <w:lvlText w:val=""/>
       <w:lvlJc w:val="left"/>
       <w:pPr>
-        <w:ind w:left="2160" w:hanging="480"/>
-      </w:pPr>
+        <w:ind w:left="2160" w:hanging="360"/>
+      </w:pPr>
+      <w:rPr>
+        <w:rFonts w:ascii="Wingdings" w:hAnsi="Wingdings" w:cs="Wingdings" w:hint="default"/>
+      </w:rPr>
     </w:lvl>
     <w:lvl w:ilvl="3">
       <w:numFmt w:val="bullet"/>
-      <w:lvlText w:val="–"/>
+      <w:lvlText w:val=""/>
       <w:lvlJc w:val="left"/>
       <w:pPr>
-        <w:ind w:left="2880" w:hanging="480"/>
-      </w:pPr>
+        <w:ind w:left="2880" w:hanging="360"/>
+      </w:pPr>
+      <w:rPr>
+        <w:rFonts w:ascii="Symbol" w:hAnsi="Symbol" w:cs="Symbol" w:hint="default"/>
+      </w:rPr>
     </w:lvl>
     <w:lvl w:ilvl="4">
       <w:numFmt w:val="bullet"/>
-      <w:lvlText w:val="•"/>
+      <w:lvlText w:val="o"/>
       <w:lvlJc w:val="left"/>
       <w:pPr>
-        <w:ind w:left="3600" w:hanging="480"/>
-      </w:pPr>
+        <w:ind w:left="3600" w:hanging="360"/>
+      </w:pPr>
+      <w:rPr>
+        <w:rFonts w:ascii="Courier New" w:hAnsi="Courier New" w:cs="Courier New" w:hint="default"/>
+      </w:rPr>
     </w:lvl>
     <w:lvl w:ilvl="5">
       <w:numFmt w:val="bullet"/>
-      <w:lvlText w:val="–"/>
+      <w:lvlText w:val=""/>
       <w:lvlJc w:val="left"/>
       <w:pPr>
-        <w:ind w:left="4320" w:hanging="480"/>
-      </w:pPr>
+        <w:ind w:left="4320" w:hanging="360"/>
+      </w:pPr>
+      <w:rPr>
+        <w:rFonts w:ascii="Wingdings" w:hAnsi="Wingdings" w:cs="Wingdings" w:hint="default"/>
+      </w:rPr>
     </w:lvl>
     <w:lvl w:ilvl="6">
       <w:numFmt w:val="bullet"/>
-      <w:lvlText w:val="•"/>
+      <w:lvlText w:val=""/>
       <w:lvlJc w:val="left"/>
       <w:pPr>
-        <w:ind w:left="5040" w:hanging="480"/>
-      </w:pPr>
+        <w:ind w:left="5040" w:hanging="360"/>
+      </w:pPr>
+      <w:rPr>
+        <w:rFonts w:ascii="Symbol" w:hAnsi="Symbol" w:cs="Symbol" w:hint="default"/>
+      </w:rPr>
     </w:lvl>
     <w:lvl w:ilvl="7">
       <w:numFmt w:val="bullet"/>
-      <w:lvlText w:val="–"/>
+      <w:lvlText w:val="o"/>
       <w:lvlJc w:val="left"/>
       <w:pPr>
-        <w:ind w:left="5760" w:hanging="480"/>
-      </w:pPr>
+        <w:ind w:left="5760" w:hanging="360"/>
+      </w:pPr>
+      <w:rPr>
+        <w:rFonts w:ascii="Courier New" w:hAnsi="Courier New" w:cs="Courier New" w:hint="default"/>
+      </w:rPr>
     </w:lvl>
     <w:lvl w:ilvl="8">
       <w:numFmt w:val="bullet"/>
-      <w:lvlText w:val="•"/>
+      <w:lvlText w:val=""/>
       <w:lvlJc w:val="left"/>
       <w:pPr>
-        <w:ind w:left="6480" w:hanging="480"/>
-      </w:pPr>
+        <w:ind w:left="6480" w:hanging="360"/>
+      </w:pPr>
+      <w:rPr>
+        <w:rFonts w:ascii="Wingdings" w:hAnsi="Wingdings" w:cs="Wingdings" w:hint="default"/>
+      </w:rPr>
     </w:lvl>
   </w:abstractNum>
   <w:abstractNum w:abstractNumId="99411">
@@ -11168,7 +10955,7 @@
       <w:lvlText w:val="%1."/>
       <w:lvlJc w:val="left"/>
       <w:pPr>
-        <w:ind w:left="720" w:hanging="480"/>
+        <w:ind w:left="720" w:hanging="360"/>
       </w:pPr>
     </w:lvl>
     <w:lvl w:ilvl="1">
@@ -11177,7 +10964,7 @@
       <w:lvlText w:val="%2."/>
       <w:lvlJc w:val="left"/>
       <w:pPr>
-        <w:ind w:left="1440" w:hanging="480"/>
+        <w:ind w:left="1440" w:hanging="360"/>
       </w:pPr>
     </w:lvl>
     <w:lvl w:ilvl="2">
@@ -11186,7 +10973,7 @@
       <w:lvlText w:val="%3."/>
       <w:lvlJc w:val="left"/>
       <w:pPr>
-        <w:ind w:left="2160" w:hanging="480"/>
+        <w:ind w:left="2160" w:hanging="360"/>
       </w:pPr>
     </w:lvl>
     <w:lvl w:ilvl="3">
@@ -11195,7 +10982,7 @@
       <w:lvlText w:val="%4."/>
       <w:lvlJc w:val="left"/>
       <w:pPr>
-        <w:ind w:left="2880" w:hanging="480"/>
+        <w:ind w:left="2880" w:hanging="360"/>
       </w:pPr>
     </w:lvl>
     <w:lvl w:ilvl="4">
@@ -11204,7 +10991,7 @@
       <w:lvlText w:val="%5."/>
       <w:lvlJc w:val="left"/>
       <w:pPr>
-        <w:ind w:left="3600" w:hanging="480"/>
+        <w:ind w:left="3600" w:hanging="360"/>
       </w:pPr>
     </w:lvl>
     <w:lvl w:ilvl="5">
@@ -11213,7 +11000,7 @@
       <w:lvlText w:val="%6."/>
       <w:lvlJc w:val="left"/>
       <w:pPr>
-        <w:ind w:left="4320" w:hanging="480"/>
+        <w:ind w:left="4320" w:hanging="360"/>
       </w:pPr>
     </w:lvl>
     <w:lvl w:ilvl="6">
@@ -11222,7 +11009,7 @@
       <w:lvlText w:val="%7."/>
       <w:lvlJc w:val="left"/>
       <w:pPr>
-        <w:ind w:left="5040" w:hanging="480"/>
+        <w:ind w:left="5040" w:hanging="360"/>
       </w:pPr>
     </w:lvl>
     <w:lvl w:ilvl="7">
@@ -11231,7 +11018,7 @@
       <w:lvlText w:val="%8."/>
       <w:lvlJc w:val="left"/>
       <w:pPr>
-        <w:ind w:left="5760" w:hanging="480"/>
+        <w:ind w:left="5760" w:hanging="360"/>
       </w:pPr>
     </w:lvl>
     <w:lvl w:ilvl="8">
@@ -11240,7 +11027,7 @@
       <w:lvlText w:val="%9."/>
       <w:lvlJc w:val="left"/>
       <w:pPr>
-        <w:ind w:left="6480" w:hanging="480"/>
+        <w:ind w:left="6480" w:hanging="360"/>
       </w:pPr>
     </w:lvl>
   </w:abstractNum>
@@ -11253,7 +11040,7 @@
       <w:lvlText w:val="%1."/>
       <w:lvlJc w:val="left"/>
       <w:pPr>
-        <w:ind w:left="720" w:hanging="480"/>
+        <w:ind w:left="720" w:hanging="360"/>
       </w:pPr>
     </w:lvl>
     <w:lvl w:ilvl="1">
@@ -11262,7 +11049,7 @@
       <w:lvlText w:val="%2."/>
       <w:lvlJc w:val="left"/>
       <w:pPr>
-        <w:ind w:left="1440" w:hanging="480"/>
+        <w:ind w:left="1440" w:hanging="360"/>
       </w:pPr>
     </w:lvl>
     <w:lvl w:ilvl="2">
@@ -11271,7 +11058,7 @@
       <w:lvlText w:val="%3."/>
       <w:lvlJc w:val="left"/>
       <w:pPr>
-        <w:ind w:left="2160" w:hanging="480"/>
+        <w:ind w:left="2160" w:hanging="360"/>
       </w:pPr>
     </w:lvl>
     <w:lvl w:ilvl="3">
@@ -11280,7 +11067,7 @@
       <w:lvlText w:val="%4."/>
       <w:lvlJc w:val="left"/>
       <w:pPr>
-        <w:ind w:left="2880" w:hanging="480"/>
+        <w:ind w:left="2880" w:hanging="360"/>
       </w:pPr>
     </w:lvl>
     <w:lvl w:ilvl="4">
@@ -11289,7 +11076,7 @@
       <w:lvlText w:val="%5."/>
       <w:lvlJc w:val="left"/>
       <w:pPr>
-        <w:ind w:left="3600" w:hanging="480"/>
+        <w:ind w:left="3600" w:hanging="360"/>
       </w:pPr>
     </w:lvl>
     <w:lvl w:ilvl="5">
@@ -11298,7 +11085,7 @@
       <w:lvlText w:val="%6."/>
       <w:lvlJc w:val="left"/>
       <w:pPr>
-        <w:ind w:left="4320" w:hanging="480"/>
+        <w:ind w:left="4320" w:hanging="360"/>
       </w:pPr>
     </w:lvl>
     <w:lvl w:ilvl="6">
@@ -11307,7 +11094,7 @@
       <w:lvlText w:val="%7."/>
       <w:lvlJc w:val="left"/>
       <w:pPr>
-        <w:ind w:left="5040" w:hanging="480"/>
+        <w:ind w:left="5040" w:hanging="360"/>
       </w:pPr>
     </w:lvl>
     <w:lvl w:ilvl="7">
@@ -11316,7 +11103,7 @@
       <w:lvlText w:val="%8."/>
       <w:lvlJc w:val="left"/>
       <w:pPr>
-        <w:ind w:left="5760" w:hanging="480"/>
+        <w:ind w:left="5760" w:hanging="360"/>
       </w:pPr>
     </w:lvl>
     <w:lvl w:ilvl="8">
@@ -11325,7 +11112,7 @@
       <w:lvlText w:val="%9."/>
       <w:lvlJc w:val="left"/>
       <w:pPr>
-        <w:ind w:left="6480" w:hanging="480"/>
+        <w:ind w:left="6480" w:hanging="360"/>
       </w:pPr>
     </w:lvl>
   </w:abstractNum>
